--- a/templates/plananual/EPT EMPRENDIMIENTO 1° A 5°/2° PCA - EPT EMPRENDIMIENTO .docx
+++ b/templates/plananual/EPT EMPRENDIMIENTO 1° A 5°/2° PCA - EPT EMPRENDIMIENTO .docx
@@ -7536,6 +7536,7 @@
                 <w:szCs w:val="20"/>
               </w:rPr>
             </w:pPr>
+            <w:bookmarkStart w:id="1" w:name="_Hlk227075175"/>
             <w:r>
               <w:rPr>
                 <w:rFonts w:ascii="Arial Nova Cond" w:hAnsi="Arial Nova Cond" w:cs="Times New Roman"/>
@@ -7812,7 +7813,6 @@
           <w:tcPr>
             <w:tcW w:w="875" w:type="dxa"/>
             <w:vMerge w:val="restart"/>
-            <w:shd w:val="clear" w:color="auto" w:fill="auto"/>
             <w:vAlign w:val="center"/>
           </w:tcPr>
           <w:p>
@@ -7923,7 +7923,6 @@
         <w:tc>
           <w:tcPr>
             <w:tcW w:w="6169" w:type="dxa"/>
-            <w:shd w:val="clear" w:color="auto" w:fill="auto"/>
             <w:vAlign w:val="center"/>
           </w:tcPr>
           <w:p>
@@ -7958,7 +7957,6 @@
         <w:tc>
           <w:tcPr>
             <w:tcW w:w="2015" w:type="dxa"/>
-            <w:shd w:val="clear" w:color="auto" w:fill="auto"/>
             <w:vAlign w:val="center"/>
           </w:tcPr>
           <w:p>
@@ -7997,7 +7995,7 @@
               <w:autoSpaceDE w:val="0"/>
               <w:autoSpaceDN w:val="0"/>
               <w:adjustRightInd w:val="0"/>
-              <w:jc w:val="center"/>
+              <w:jc w:val="both"/>
               <w:rPr>
                 <w:rFonts w:ascii="Arial Nova Cond" w:hAnsi="Arial Nova Cond" w:cs="Arial"/>
                 <w:color w:val="000000"/>
@@ -8021,7 +8019,6 @@
         <w:tc>
           <w:tcPr>
             <w:tcW w:w="1337" w:type="dxa"/>
-            <w:shd w:val="clear" w:color="auto" w:fill="auto"/>
             <w:vAlign w:val="center"/>
           </w:tcPr>
           <w:p>
@@ -8060,7 +8057,6 @@
           <w:tcPr>
             <w:tcW w:w="875" w:type="dxa"/>
             <w:vMerge/>
-            <w:shd w:val="clear" w:color="auto" w:fill="auto"/>
             <w:vAlign w:val="center"/>
           </w:tcPr>
           <w:p>
@@ -8152,7 +8148,6 @@
         <w:tc>
           <w:tcPr>
             <w:tcW w:w="6169" w:type="dxa"/>
-            <w:shd w:val="clear" w:color="auto" w:fill="auto"/>
             <w:vAlign w:val="center"/>
           </w:tcPr>
           <w:p>
@@ -8187,7 +8182,6 @@
         <w:tc>
           <w:tcPr>
             <w:tcW w:w="2015" w:type="dxa"/>
-            <w:shd w:val="clear" w:color="auto" w:fill="auto"/>
             <w:vAlign w:val="center"/>
           </w:tcPr>
           <w:p>
@@ -8226,7 +8220,7 @@
               <w:autoSpaceDE w:val="0"/>
               <w:autoSpaceDN w:val="0"/>
               <w:adjustRightInd w:val="0"/>
-              <w:jc w:val="center"/>
+              <w:jc w:val="both"/>
               <w:rPr>
                 <w:rFonts w:ascii="Arial Nova Cond" w:hAnsi="Arial Nova Cond" w:cs="Arial"/>
                 <w:color w:val="000000"/>
@@ -8250,7 +8244,6 @@
         <w:tc>
           <w:tcPr>
             <w:tcW w:w="1337" w:type="dxa"/>
-            <w:shd w:val="clear" w:color="auto" w:fill="auto"/>
             <w:vAlign w:val="center"/>
           </w:tcPr>
           <w:p>
@@ -8289,7 +8282,6 @@
           <w:tcPr>
             <w:tcW w:w="875" w:type="dxa"/>
             <w:vMerge/>
-            <w:shd w:val="clear" w:color="auto" w:fill="auto"/>
             <w:vAlign w:val="center"/>
           </w:tcPr>
           <w:p>
@@ -8381,7 +8373,6 @@
         <w:tc>
           <w:tcPr>
             <w:tcW w:w="6169" w:type="dxa"/>
-            <w:shd w:val="clear" w:color="auto" w:fill="auto"/>
             <w:vAlign w:val="center"/>
           </w:tcPr>
           <w:p>
@@ -8416,7 +8407,6 @@
         <w:tc>
           <w:tcPr>
             <w:tcW w:w="2015" w:type="dxa"/>
-            <w:shd w:val="clear" w:color="auto" w:fill="auto"/>
             <w:vAlign w:val="center"/>
           </w:tcPr>
           <w:p>
@@ -8455,7 +8445,7 @@
               <w:autoSpaceDE w:val="0"/>
               <w:autoSpaceDN w:val="0"/>
               <w:adjustRightInd w:val="0"/>
-              <w:jc w:val="center"/>
+              <w:jc w:val="both"/>
               <w:rPr>
                 <w:rFonts w:ascii="Arial Nova Cond" w:hAnsi="Arial Nova Cond" w:cs="Arial"/>
                 <w:color w:val="000000"/>
@@ -8479,7 +8469,6 @@
         <w:tc>
           <w:tcPr>
             <w:tcW w:w="1337" w:type="dxa"/>
-            <w:shd w:val="clear" w:color="auto" w:fill="auto"/>
             <w:vAlign w:val="center"/>
           </w:tcPr>
           <w:p>
@@ -8518,7 +8507,6 @@
           <w:tcPr>
             <w:tcW w:w="875" w:type="dxa"/>
             <w:vMerge w:val="restart"/>
-            <w:shd w:val="clear" w:color="auto" w:fill="auto"/>
             <w:vAlign w:val="center"/>
           </w:tcPr>
           <w:p>
@@ -8621,7 +8609,6 @@
         <w:tc>
           <w:tcPr>
             <w:tcW w:w="6169" w:type="dxa"/>
-            <w:shd w:val="clear" w:color="auto" w:fill="auto"/>
             <w:vAlign w:val="center"/>
           </w:tcPr>
           <w:p>
@@ -8657,7 +8644,6 @@
         <w:tc>
           <w:tcPr>
             <w:tcW w:w="2015" w:type="dxa"/>
-            <w:shd w:val="clear" w:color="auto" w:fill="auto"/>
             <w:vAlign w:val="center"/>
           </w:tcPr>
           <w:p>
@@ -8696,7 +8682,7 @@
               <w:autoSpaceDE w:val="0"/>
               <w:autoSpaceDN w:val="0"/>
               <w:adjustRightInd w:val="0"/>
-              <w:jc w:val="center"/>
+              <w:jc w:val="both"/>
               <w:rPr>
                 <w:rFonts w:ascii="Arial Nova Cond" w:hAnsi="Arial Nova Cond" w:cs="Arial"/>
                 <w:color w:val="000000"/>
@@ -8720,7 +8706,6 @@
         <w:tc>
           <w:tcPr>
             <w:tcW w:w="1337" w:type="dxa"/>
-            <w:shd w:val="clear" w:color="auto" w:fill="auto"/>
             <w:vAlign w:val="center"/>
           </w:tcPr>
           <w:p>
@@ -8759,7 +8744,6 @@
           <w:tcPr>
             <w:tcW w:w="875" w:type="dxa"/>
             <w:vMerge/>
-            <w:shd w:val="clear" w:color="auto" w:fill="auto"/>
             <w:vAlign w:val="center"/>
           </w:tcPr>
           <w:p>
@@ -8851,7 +8835,6 @@
         <w:tc>
           <w:tcPr>
             <w:tcW w:w="6169" w:type="dxa"/>
-            <w:shd w:val="clear" w:color="auto" w:fill="auto"/>
             <w:vAlign w:val="center"/>
           </w:tcPr>
           <w:p>
@@ -8887,7 +8870,6 @@
         <w:tc>
           <w:tcPr>
             <w:tcW w:w="2015" w:type="dxa"/>
-            <w:shd w:val="clear" w:color="auto" w:fill="auto"/>
             <w:vAlign w:val="center"/>
           </w:tcPr>
           <w:p>
@@ -8926,7 +8908,7 @@
               <w:autoSpaceDE w:val="0"/>
               <w:autoSpaceDN w:val="0"/>
               <w:adjustRightInd w:val="0"/>
-              <w:jc w:val="center"/>
+              <w:jc w:val="both"/>
               <w:rPr>
                 <w:rFonts w:ascii="Arial Nova Cond" w:hAnsi="Arial Nova Cond" w:cs="Arial"/>
                 <w:color w:val="000000"/>
@@ -8950,7 +8932,6 @@
         <w:tc>
           <w:tcPr>
             <w:tcW w:w="1337" w:type="dxa"/>
-            <w:shd w:val="clear" w:color="auto" w:fill="auto"/>
             <w:vAlign w:val="center"/>
           </w:tcPr>
           <w:p>
@@ -8989,7 +8970,6 @@
           <w:tcPr>
             <w:tcW w:w="875" w:type="dxa"/>
             <w:vMerge w:val="restart"/>
-            <w:shd w:val="clear" w:color="auto" w:fill="auto"/>
             <w:vAlign w:val="center"/>
           </w:tcPr>
           <w:p>
@@ -9093,7 +9073,6 @@
         <w:tc>
           <w:tcPr>
             <w:tcW w:w="6169" w:type="dxa"/>
-            <w:shd w:val="clear" w:color="auto" w:fill="auto"/>
             <w:vAlign w:val="center"/>
           </w:tcPr>
           <w:p>
@@ -9129,7 +9108,6 @@
         <w:tc>
           <w:tcPr>
             <w:tcW w:w="2015" w:type="dxa"/>
-            <w:shd w:val="clear" w:color="auto" w:fill="auto"/>
             <w:vAlign w:val="center"/>
           </w:tcPr>
           <w:p>
@@ -9168,7 +9146,7 @@
               <w:autoSpaceDE w:val="0"/>
               <w:autoSpaceDN w:val="0"/>
               <w:adjustRightInd w:val="0"/>
-              <w:jc w:val="center"/>
+              <w:jc w:val="both"/>
               <w:rPr>
                 <w:rFonts w:ascii="Arial Nova Cond" w:hAnsi="Arial Nova Cond" w:cs="Arial"/>
                 <w:color w:val="000000"/>
@@ -9192,7 +9170,6 @@
         <w:tc>
           <w:tcPr>
             <w:tcW w:w="1337" w:type="dxa"/>
-            <w:shd w:val="clear" w:color="auto" w:fill="auto"/>
             <w:vAlign w:val="center"/>
           </w:tcPr>
           <w:p>
@@ -9231,7 +9208,6 @@
           <w:tcPr>
             <w:tcW w:w="875" w:type="dxa"/>
             <w:vMerge/>
-            <w:shd w:val="clear" w:color="auto" w:fill="auto"/>
             <w:vAlign w:val="center"/>
           </w:tcPr>
           <w:p>
@@ -9323,7 +9299,6 @@
         <w:tc>
           <w:tcPr>
             <w:tcW w:w="6169" w:type="dxa"/>
-            <w:shd w:val="clear" w:color="auto" w:fill="auto"/>
             <w:vAlign w:val="center"/>
           </w:tcPr>
           <w:p>
@@ -9358,7 +9333,6 @@
         <w:tc>
           <w:tcPr>
             <w:tcW w:w="2015" w:type="dxa"/>
-            <w:shd w:val="clear" w:color="auto" w:fill="auto"/>
             <w:vAlign w:val="center"/>
           </w:tcPr>
           <w:p>
@@ -9397,7 +9371,7 @@
               <w:autoSpaceDE w:val="0"/>
               <w:autoSpaceDN w:val="0"/>
               <w:adjustRightInd w:val="0"/>
-              <w:jc w:val="center"/>
+              <w:jc w:val="both"/>
               <w:rPr>
                 <w:rFonts w:ascii="Arial Nova Cond" w:hAnsi="Arial Nova Cond" w:cs="Arial"/>
                 <w:color w:val="000000"/>
@@ -9421,7 +9395,6 @@
         <w:tc>
           <w:tcPr>
             <w:tcW w:w="1337" w:type="dxa"/>
-            <w:shd w:val="clear" w:color="auto" w:fill="auto"/>
             <w:vAlign w:val="center"/>
           </w:tcPr>
           <w:p>
@@ -9460,7 +9433,6 @@
           <w:tcPr>
             <w:tcW w:w="875" w:type="dxa"/>
             <w:vMerge w:val="restart"/>
-            <w:shd w:val="clear" w:color="auto" w:fill="auto"/>
             <w:vAlign w:val="center"/>
           </w:tcPr>
           <w:p>
@@ -9571,7 +9543,6 @@
         <w:tc>
           <w:tcPr>
             <w:tcW w:w="6169" w:type="dxa"/>
-            <w:shd w:val="clear" w:color="auto" w:fill="auto"/>
             <w:vAlign w:val="center"/>
           </w:tcPr>
           <w:p>
@@ -9606,7 +9577,6 @@
         <w:tc>
           <w:tcPr>
             <w:tcW w:w="2015" w:type="dxa"/>
-            <w:shd w:val="clear" w:color="auto" w:fill="auto"/>
             <w:vAlign w:val="center"/>
           </w:tcPr>
           <w:p>
@@ -9645,7 +9615,7 @@
               <w:autoSpaceDE w:val="0"/>
               <w:autoSpaceDN w:val="0"/>
               <w:adjustRightInd w:val="0"/>
-              <w:jc w:val="center"/>
+              <w:jc w:val="both"/>
               <w:rPr>
                 <w:rFonts w:ascii="Arial Nova Cond" w:hAnsi="Arial Nova Cond" w:cs="Arial"/>
                 <w:color w:val="000000"/>
@@ -9669,7 +9639,6 @@
         <w:tc>
           <w:tcPr>
             <w:tcW w:w="1337" w:type="dxa"/>
-            <w:shd w:val="clear" w:color="auto" w:fill="auto"/>
             <w:vAlign w:val="center"/>
           </w:tcPr>
           <w:p>
@@ -9708,7 +9677,6 @@
           <w:tcPr>
             <w:tcW w:w="875" w:type="dxa"/>
             <w:vMerge/>
-            <w:shd w:val="clear" w:color="auto" w:fill="auto"/>
             <w:vAlign w:val="center"/>
           </w:tcPr>
           <w:p>
@@ -9808,7 +9776,6 @@
         <w:tc>
           <w:tcPr>
             <w:tcW w:w="6169" w:type="dxa"/>
-            <w:shd w:val="clear" w:color="auto" w:fill="auto"/>
             <w:vAlign w:val="center"/>
           </w:tcPr>
           <w:p>
@@ -9844,7 +9811,6 @@
         <w:tc>
           <w:tcPr>
             <w:tcW w:w="2015" w:type="dxa"/>
-            <w:shd w:val="clear" w:color="auto" w:fill="auto"/>
             <w:vAlign w:val="center"/>
           </w:tcPr>
           <w:p>
@@ -9882,7 +9848,7 @@
               <w:autoSpaceDE w:val="0"/>
               <w:autoSpaceDN w:val="0"/>
               <w:adjustRightInd w:val="0"/>
-              <w:jc w:val="center"/>
+              <w:jc w:val="both"/>
               <w:rPr>
                 <w:rFonts w:ascii="Arial Nova Cond" w:hAnsi="Arial Nova Cond" w:cs="Arial"/>
                 <w:color w:val="000000"/>
@@ -9906,7 +9872,6 @@
         <w:tc>
           <w:tcPr>
             <w:tcW w:w="1337" w:type="dxa"/>
-            <w:shd w:val="clear" w:color="auto" w:fill="auto"/>
             <w:vAlign w:val="center"/>
           </w:tcPr>
           <w:p>
@@ -9936,6 +9901,7 @@
           </w:p>
         </w:tc>
       </w:tr>
+      <w:bookmarkEnd w:id="1"/>
     </w:tbl>
     <w:p>
       <w:pPr>
@@ -21561,7 +21527,7 @@
                 <w:szCs w:val="20"/>
               </w:rPr>
             </w:pPr>
-            <w:bookmarkStart w:id="1" w:name="_Hlk190773444"/>
+            <w:bookmarkStart w:id="2" w:name="_Hlk190773444"/>
           </w:p>
           <w:p>
             <w:pPr>
@@ -21971,7 +21937,7 @@
           </w:p>
         </w:tc>
       </w:tr>
-      <w:bookmarkEnd w:id="1"/>
+      <w:bookmarkEnd w:id="2"/>
     </w:tbl>
     <w:p>
       <w:pPr>

--- a/templates/plananual/EPT EMPRENDIMIENTO 1° A 5°/2° PCA - EPT EMPRENDIMIENTO .docx
+++ b/templates/plananual/EPT EMPRENDIMIENTO 1° A 5°/2° PCA - EPT EMPRENDIMIENTO .docx
@@ -1,6 +1,6 @@
 
 <file path=word/document.xml><?xml version="1.0" encoding="utf-8"?>
-<w:document xmlns:wpc="http://schemas.microsoft.com/office/word/2010/wordprocessingCanvas" xmlns:cx="http://schemas.microsoft.com/office/drawing/2014/chartex" xmlns:cx1="http://schemas.microsoft.com/office/drawing/2015/9/8/chartex" xmlns:cx2="http://schemas.microsoft.com/office/drawing/2015/10/21/chartex" xmlns:cx3="http://schemas.microsoft.com/office/drawing/2016/5/9/chartex" xmlns:cx4="http://schemas.microsoft.com/office/drawing/2016/5/10/chartex" xmlns:cx5="http://schemas.microsoft.com/office/drawing/2016/5/11/chartex" xmlns:cx6="http://schemas.microsoft.com/office/drawing/2016/5/12/chartex" xmlns:cx7="http://schemas.microsoft.com/office/drawing/2016/5/13/chartex" xmlns:cx8="http://schemas.microsoft.com/office/drawing/2016/5/14/chartex" xmlns:mc="http://schemas.openxmlformats.org/markup-compatibility/2006" xmlns:aink="http://schemas.microsoft.com/office/drawing/2016/ink" xmlns:am3d="http://schemas.microsoft.com/office/drawing/2017/model3d" xmlns:o="urn:schemas-microsoft-com:office:office" xmlns:oel="http://schemas.microsoft.com/office/2019/extlst" xmlns:r="http://schemas.openxmlformats.org/officeDocument/2006/relationships" xmlns:m="http://schemas.openxmlformats.org/officeDocument/2006/math" xmlns:v="urn:schemas-microsoft-com:vml" xmlns:wp14="http://schemas.microsoft.com/office/word/2010/wordprocessingDrawing" xmlns:wp="http://schemas.openxmlformats.org/drawingml/2006/wordprocessingDrawing" xmlns:w10="urn:schemas-microsoft-com:office:word" xmlns:w="http://schemas.openxmlformats.org/wordprocessingml/2006/main" xmlns:w14="http://schemas.microsoft.com/office/word/2010/wordml" xmlns:w15="http://schemas.microsoft.com/office/word/2012/wordml" xmlns:w16cex="http://schemas.microsoft.com/office/word/2018/wordml/cex" xmlns:w16cid="http://schemas.microsoft.com/office/word/2016/wordml/cid" xmlns:w16="http://schemas.microsoft.com/office/word/2018/wordml" xmlns:w16du="http://schemas.microsoft.com/office/word/2023/wordml/word16du" xmlns:w16sdtdh="http://schemas.microsoft.com/office/word/2020/wordml/sdtdatahash" xmlns:w16se="http://schemas.microsoft.com/office/word/2015/wordml/symex" xmlns:wpg="http://schemas.microsoft.com/office/word/2010/wordprocessingGroup" xmlns:wpi="http://schemas.microsoft.com/office/word/2010/wordprocessingInk" xmlns:wne="http://schemas.microsoft.com/office/word/2006/wordml" xmlns:wps="http://schemas.microsoft.com/office/word/2010/wordprocessingShape" mc:Ignorable="w14 w15 w16se w16cid w16 w16cex w16sdtdh w16du wp14">
+<w:document xmlns:wpc="http://schemas.microsoft.com/office/word/2010/wordprocessingCanvas" xmlns:cx="http://schemas.microsoft.com/office/drawing/2014/chartex" xmlns:cx1="http://schemas.microsoft.com/office/drawing/2015/9/8/chartex" xmlns:cx2="http://schemas.microsoft.com/office/drawing/2015/10/21/chartex" xmlns:cx3="http://schemas.microsoft.com/office/drawing/2016/5/9/chartex" xmlns:cx4="http://schemas.microsoft.com/office/drawing/2016/5/10/chartex" xmlns:cx5="http://schemas.microsoft.com/office/drawing/2016/5/11/chartex" xmlns:cx6="http://schemas.microsoft.com/office/drawing/2016/5/12/chartex" xmlns:cx7="http://schemas.microsoft.com/office/drawing/2016/5/13/chartex" xmlns:cx8="http://schemas.microsoft.com/office/drawing/2016/5/14/chartex" xmlns:mc="http://schemas.openxmlformats.org/markup-compatibility/2006" xmlns:aink="http://schemas.microsoft.com/office/drawing/2016/ink" xmlns:am3d="http://schemas.microsoft.com/office/drawing/2017/model3d" xmlns:o="urn:schemas-microsoft-com:office:office" xmlns:oel="http://schemas.microsoft.com/office/2019/extlst" xmlns:r="http://schemas.openxmlformats.org/officeDocument/2006/relationships" xmlns:m="http://schemas.openxmlformats.org/officeDocument/2006/math" xmlns:v="urn:schemas-microsoft-com:vml" xmlns:wp14="http://schemas.microsoft.com/office/word/2010/wordprocessingDrawing" xmlns:wp="http://schemas.openxmlformats.org/drawingml/2006/wordprocessingDrawing" xmlns:w10="urn:schemas-microsoft-com:office:word" xmlns:w="http://schemas.openxmlformats.org/wordprocessingml/2006/main" xmlns:w14="http://schemas.microsoft.com/office/word/2010/wordml" xmlns:w15="http://schemas.microsoft.com/office/word/2012/wordml" xmlns:w16cex="http://schemas.microsoft.com/office/word/2018/wordml/cex" xmlns:w16cid="http://schemas.microsoft.com/office/word/2016/wordml/cid" xmlns:w16="http://schemas.microsoft.com/office/word/2018/wordml" xmlns:w16du="http://schemas.microsoft.com/office/word/2023/wordml/word16du" xmlns:w16sdtdh="http://schemas.microsoft.com/office/word/2020/wordml/sdtdatahash" xmlns:w16sdtfl="http://schemas.microsoft.com/office/word/2024/wordml/sdtformatlock" xmlns:w16se="http://schemas.microsoft.com/office/word/2015/wordml/symex" xmlns:wpg="http://schemas.microsoft.com/office/word/2010/wordprocessingGroup" xmlns:wpi="http://schemas.microsoft.com/office/word/2010/wordprocessingInk" xmlns:wne="http://schemas.microsoft.com/office/word/2006/wordml" xmlns:wps="http://schemas.microsoft.com/office/word/2010/wordprocessingShape" mc:Ignorable="w14 w15 w16se w16cid w16 w16cex w16sdtdh w16sdtfl w16du wp14">
   <w:body>
     <w:p>
       <w:pPr>
@@ -2800,29 +2800,16 @@
                 <w:szCs w:val="20"/>
               </w:rPr>
             </w:pPr>
-            <w:proofErr w:type="spellStart"/>
-            <w:r>
-              <w:rPr>
-                <w:rFonts w:ascii="Arial Nova Cond Light" w:hAnsi="Arial Nova Cond Light" w:cs="Times New Roman"/>
-                <w:b/>
-                <w:bCs/>
-                <w:color w:val="000000" w:themeColor="text1"/>
-                <w:sz w:val="20"/>
-                <w:szCs w:val="20"/>
-              </w:rPr>
-              <w:t>N°</w:t>
-            </w:r>
-            <w:proofErr w:type="spellEnd"/>
-            <w:r>
-              <w:rPr>
-                <w:rFonts w:ascii="Arial Nova Cond Light" w:hAnsi="Arial Nova Cond Light" w:cs="Times New Roman"/>
-                <w:b/>
-                <w:bCs/>
-                <w:color w:val="000000" w:themeColor="text1"/>
-                <w:sz w:val="20"/>
-                <w:szCs w:val="20"/>
-              </w:rPr>
-              <w:t xml:space="preserve"> DE SEMANAS LECTIVAS</w:t>
+            <w:r>
+              <w:rPr>
+                <w:rFonts w:ascii="Arial Nova Cond Light" w:hAnsi="Arial Nova Cond Light" w:cs="Times New Roman"/>
+                <w:b/>
+                <w:bCs/>
+                <w:color w:val="000000" w:themeColor="text1"/>
+                <w:sz w:val="20"/>
+                <w:szCs w:val="20"/>
+              </w:rPr>
+              <w:t>N° DE SEMANAS LECTIVAS</w:t>
             </w:r>
           </w:p>
         </w:tc>
@@ -2847,29 +2834,16 @@
                 <w:szCs w:val="20"/>
               </w:rPr>
             </w:pPr>
-            <w:proofErr w:type="spellStart"/>
-            <w:r>
-              <w:rPr>
-                <w:rFonts w:ascii="Arial Nova Cond Light" w:hAnsi="Arial Nova Cond Light" w:cs="Times New Roman"/>
-                <w:b/>
-                <w:bCs/>
-                <w:color w:val="000000" w:themeColor="text1"/>
-                <w:sz w:val="20"/>
-                <w:szCs w:val="20"/>
-              </w:rPr>
-              <w:t>N°</w:t>
-            </w:r>
-            <w:proofErr w:type="spellEnd"/>
-            <w:r>
-              <w:rPr>
-                <w:rFonts w:ascii="Arial Nova Cond Light" w:hAnsi="Arial Nova Cond Light" w:cs="Times New Roman"/>
-                <w:b/>
-                <w:bCs/>
-                <w:color w:val="000000" w:themeColor="text1"/>
-                <w:sz w:val="20"/>
-                <w:szCs w:val="20"/>
-              </w:rPr>
-              <w:t xml:space="preserve"> UNIDADES</w:t>
+            <w:r>
+              <w:rPr>
+                <w:rFonts w:ascii="Arial Nova Cond Light" w:hAnsi="Arial Nova Cond Light" w:cs="Times New Roman"/>
+                <w:b/>
+                <w:bCs/>
+                <w:color w:val="000000" w:themeColor="text1"/>
+                <w:sz w:val="20"/>
+                <w:szCs w:val="20"/>
+              </w:rPr>
+              <w:t>N° UNIDADES</w:t>
             </w:r>
           </w:p>
         </w:tc>
@@ -7354,32 +7328,6 @@
     </w:p>
     <w:p>
       <w:pPr>
-        <w:pStyle w:val="Prrafodelista"/>
-        <w:spacing w:line="276" w:lineRule="auto"/>
-        <w:ind w:left="-284" w:right="-455"/>
-        <w:rPr>
-          <w:rFonts w:ascii="Arial Nova Cond Light" w:hAnsi="Arial Nova Cond Light" w:cs="Times New Roman"/>
-          <w:b/>
-          <w:bCs/>
-          <w:color w:val="000000" w:themeColor="text1"/>
-        </w:rPr>
-      </w:pPr>
-    </w:p>
-    <w:p>
-      <w:pPr>
-        <w:pStyle w:val="Prrafodelista"/>
-        <w:spacing w:line="276" w:lineRule="auto"/>
-        <w:ind w:left="-284" w:right="-455"/>
-        <w:rPr>
-          <w:rFonts w:ascii="Arial Nova Cond Light" w:hAnsi="Arial Nova Cond Light" w:cs="Times New Roman"/>
-          <w:b/>
-          <w:bCs/>
-          <w:color w:val="000000" w:themeColor="text1"/>
-        </w:rPr>
-      </w:pPr>
-    </w:p>
-    <w:p>
-      <w:pPr>
         <w:spacing w:line="276" w:lineRule="auto"/>
         <w:ind w:right="-455"/>
         <w:rPr>
@@ -7415,6 +7363,7 @@
           <w:bCs/>
           <w:color w:val="000000" w:themeColor="text1"/>
         </w:rPr>
+        <w:lastRenderedPageBreak/>
         <w:t>DISTRIBUCIÓN</w:t>
       </w:r>
       <w:r>
@@ -7503,13 +7452,13 @@
         <w:tblLook w:val="04A0" w:firstRow="1" w:lastRow="0" w:firstColumn="1" w:lastColumn="0" w:noHBand="0" w:noVBand="1"/>
       </w:tblPr>
       <w:tblGrid>
-        <w:gridCol w:w="875"/>
-        <w:gridCol w:w="1095"/>
-        <w:gridCol w:w="1726"/>
-        <w:gridCol w:w="6169"/>
-        <w:gridCol w:w="2015"/>
-        <w:gridCol w:w="1634"/>
-        <w:gridCol w:w="1337"/>
+        <w:gridCol w:w="818"/>
+        <w:gridCol w:w="1018"/>
+        <w:gridCol w:w="5379"/>
+        <w:gridCol w:w="1984"/>
+        <w:gridCol w:w="2693"/>
+        <w:gridCol w:w="1560"/>
+        <w:gridCol w:w="1399"/>
       </w:tblGrid>
       <w:tr>
         <w:trPr>
@@ -7518,7 +7467,7 @@
         </w:trPr>
         <w:tc>
           <w:tcPr>
-            <w:tcW w:w="875" w:type="dxa"/>
+            <w:tcW w:w="818" w:type="dxa"/>
             <w:shd w:val="clear" w:color="auto" w:fill="C1F0C7" w:themeFill="accent3" w:themeFillTint="33"/>
             <w:vAlign w:val="center"/>
           </w:tcPr>
@@ -7552,7 +7501,7 @@
         </w:tc>
         <w:tc>
           <w:tcPr>
-            <w:tcW w:w="1095" w:type="dxa"/>
+            <w:tcW w:w="1018" w:type="dxa"/>
             <w:shd w:val="clear" w:color="auto" w:fill="C1F0C7" w:themeFill="accent3" w:themeFillTint="33"/>
             <w:vAlign w:val="center"/>
           </w:tcPr>
@@ -7585,7 +7534,7 @@
         </w:tc>
         <w:tc>
           <w:tcPr>
-            <w:tcW w:w="1726" w:type="dxa"/>
+            <w:tcW w:w="5379" w:type="dxa"/>
             <w:shd w:val="clear" w:color="auto" w:fill="C1F0C7" w:themeFill="accent3" w:themeFillTint="33"/>
             <w:vAlign w:val="center"/>
           </w:tcPr>
@@ -7612,13 +7561,35 @@
                 <w:sz w:val="20"/>
                 <w:szCs w:val="20"/>
               </w:rPr>
-              <w:t>PROBLEMA / POTENCIALIDAD</w:t>
-            </w:r>
-          </w:p>
-        </w:tc>
-        <w:tc>
-          <w:tcPr>
-            <w:tcW w:w="6169" w:type="dxa"/>
+              <w:t>SITUACIÓN SIGNIF</w:t>
+            </w:r>
+            <w:r>
+              <w:rPr>
+                <w:rFonts w:ascii="Arial Nova Cond" w:hAnsi="Arial Nova Cond" w:cs="Times New Roman"/>
+                <w:b/>
+                <w:bCs/>
+                <w:color w:val="000000" w:themeColor="text1"/>
+                <w:sz w:val="20"/>
+                <w:szCs w:val="20"/>
+              </w:rPr>
+              <w:t>I</w:t>
+            </w:r>
+            <w:r>
+              <w:rPr>
+                <w:rFonts w:ascii="Arial Nova Cond" w:hAnsi="Arial Nova Cond" w:cs="Times New Roman"/>
+                <w:b/>
+                <w:bCs/>
+                <w:color w:val="000000" w:themeColor="text1"/>
+                <w:sz w:val="20"/>
+                <w:szCs w:val="20"/>
+              </w:rPr>
+              <w:t>CATIVA</w:t>
+            </w:r>
+          </w:p>
+        </w:tc>
+        <w:tc>
+          <w:tcPr>
+            <w:tcW w:w="1984" w:type="dxa"/>
             <w:shd w:val="clear" w:color="auto" w:fill="C1F0C7" w:themeFill="accent3" w:themeFillTint="33"/>
             <w:vAlign w:val="center"/>
           </w:tcPr>
@@ -7645,7 +7616,7 @@
                 <w:sz w:val="20"/>
                 <w:szCs w:val="20"/>
               </w:rPr>
-              <w:t>SITUACIÓN SIGNIF</w:t>
+              <w:t>TÍTULO DE LA UNIDAD DID</w:t>
             </w:r>
             <w:r>
               <w:rPr>
@@ -7656,7 +7627,7 @@
                 <w:sz w:val="20"/>
                 <w:szCs w:val="20"/>
               </w:rPr>
-              <w:t>I</w:t>
+              <w:t>Á</w:t>
             </w:r>
             <w:r>
               <w:rPr>
@@ -7667,13 +7638,24 @@
                 <w:sz w:val="20"/>
                 <w:szCs w:val="20"/>
               </w:rPr>
-              <w:t>CATIVA</w:t>
-            </w:r>
-          </w:p>
-        </w:tc>
-        <w:tc>
-          <w:tcPr>
-            <w:tcW w:w="2015" w:type="dxa"/>
+              <w:t>CTICA</w:t>
+            </w:r>
+            <w:r>
+              <w:rPr>
+                <w:rFonts w:ascii="Arial Nova Cond" w:hAnsi="Arial Nova Cond" w:cs="Times New Roman"/>
+                <w:b/>
+                <w:bCs/>
+                <w:color w:val="000000" w:themeColor="text1"/>
+                <w:sz w:val="20"/>
+                <w:szCs w:val="20"/>
+              </w:rPr>
+              <w:t>.</w:t>
+            </w:r>
+          </w:p>
+        </w:tc>
+        <w:tc>
+          <w:tcPr>
+            <w:tcW w:w="2693" w:type="dxa"/>
             <w:shd w:val="clear" w:color="auto" w:fill="C1F0C7" w:themeFill="accent3" w:themeFillTint="33"/>
             <w:vAlign w:val="center"/>
           </w:tcPr>
@@ -7700,46 +7682,13 @@
                 <w:sz w:val="20"/>
                 <w:szCs w:val="20"/>
               </w:rPr>
-              <w:t>TÍTULO DE LA UNIDAD DID</w:t>
-            </w:r>
-            <w:r>
-              <w:rPr>
-                <w:rFonts w:ascii="Arial Nova Cond" w:hAnsi="Arial Nova Cond" w:cs="Times New Roman"/>
-                <w:b/>
-                <w:bCs/>
-                <w:color w:val="000000" w:themeColor="text1"/>
-                <w:sz w:val="20"/>
-                <w:szCs w:val="20"/>
-              </w:rPr>
-              <w:t>Á</w:t>
-            </w:r>
-            <w:r>
-              <w:rPr>
-                <w:rFonts w:ascii="Arial Nova Cond" w:hAnsi="Arial Nova Cond" w:cs="Times New Roman"/>
-                <w:b/>
-                <w:bCs/>
-                <w:color w:val="000000" w:themeColor="text1"/>
-                <w:sz w:val="20"/>
-                <w:szCs w:val="20"/>
-              </w:rPr>
-              <w:t>CTICA</w:t>
-            </w:r>
-            <w:r>
-              <w:rPr>
-                <w:rFonts w:ascii="Arial Nova Cond" w:hAnsi="Arial Nova Cond" w:cs="Times New Roman"/>
-                <w:b/>
-                <w:bCs/>
-                <w:color w:val="000000" w:themeColor="text1"/>
-                <w:sz w:val="20"/>
-                <w:szCs w:val="20"/>
-              </w:rPr>
-              <w:t>.</w:t>
-            </w:r>
-          </w:p>
-        </w:tc>
-        <w:tc>
-          <w:tcPr>
-            <w:tcW w:w="1634" w:type="dxa"/>
+              <w:t>CAMPO TEMATICO</w:t>
+            </w:r>
+          </w:p>
+        </w:tc>
+        <w:tc>
+          <w:tcPr>
+            <w:tcW w:w="1560" w:type="dxa"/>
             <w:shd w:val="clear" w:color="auto" w:fill="C1F0C7" w:themeFill="accent3" w:themeFillTint="33"/>
             <w:vAlign w:val="center"/>
           </w:tcPr>
@@ -7772,7 +7721,7 @@
         </w:tc>
         <w:tc>
           <w:tcPr>
-            <w:tcW w:w="1337" w:type="dxa"/>
+            <w:tcW w:w="1399" w:type="dxa"/>
             <w:shd w:val="clear" w:color="auto" w:fill="C1F0C7" w:themeFill="accent3" w:themeFillTint="33"/>
             <w:vAlign w:val="center"/>
           </w:tcPr>
@@ -7811,7 +7760,7 @@
         </w:trPr>
         <w:tc>
           <w:tcPr>
-            <w:tcW w:w="875" w:type="dxa"/>
+            <w:tcW w:w="818" w:type="dxa"/>
             <w:vMerge w:val="restart"/>
             <w:vAlign w:val="center"/>
           </w:tcPr>
@@ -7850,7 +7799,7 @@
         </w:tc>
         <w:tc>
           <w:tcPr>
-            <w:tcW w:w="1095" w:type="dxa"/>
+            <w:tcW w:w="1018" w:type="dxa"/>
             <w:vAlign w:val="center"/>
           </w:tcPr>
           <w:p>
@@ -7888,7 +7837,7 @@
         </w:tc>
         <w:tc>
           <w:tcPr>
-            <w:tcW w:w="1726" w:type="dxa"/>
+            <w:tcW w:w="5379" w:type="dxa"/>
             <w:vAlign w:val="center"/>
           </w:tcPr>
           <w:p>
@@ -7916,13 +7865,144 @@
                 <w:szCs w:val="20"/>
                 <w:lang w:val="es-ES_tradnl"/>
               </w:rPr>
-              <w:t>{{problemapotencialidad0}}</w:t>
-            </w:r>
-          </w:p>
-        </w:tc>
-        <w:tc>
-          <w:tcPr>
-            <w:tcW w:w="6169" w:type="dxa"/>
+              <w:t>{{situacionsignificativa0}}</w:t>
+            </w:r>
+          </w:p>
+        </w:tc>
+        <w:tc>
+          <w:tcPr>
+            <w:tcW w:w="1984" w:type="dxa"/>
+            <w:vAlign w:val="center"/>
+          </w:tcPr>
+          <w:p>
+            <w:pPr>
+              <w:autoSpaceDE w:val="0"/>
+              <w:autoSpaceDN w:val="0"/>
+              <w:adjustRightInd w:val="0"/>
+              <w:jc w:val="center"/>
+              <w:rPr>
+                <w:rFonts w:ascii="Arial Nova Cond" w:hAnsi="Arial Nova Cond" w:cs="Arial"/>
+                <w:color w:val="000000"/>
+                <w:kern w:val="0"/>
+                <w:sz w:val="20"/>
+                <w:szCs w:val="20"/>
+              </w:rPr>
+            </w:pPr>
+            <w:r>
+              <w:rPr>
+                <w:rFonts w:ascii="Arial Nova Cond" w:hAnsi="Arial Nova Cond" w:cs="Arial"/>
+                <w:color w:val="000000"/>
+                <w:kern w:val="0"/>
+                <w:sz w:val="20"/>
+                <w:szCs w:val="20"/>
+              </w:rPr>
+              <w:t>{{titulosituacionsignificativa0}}</w:t>
+            </w:r>
+          </w:p>
+        </w:tc>
+        <w:tc>
+          <w:tcPr>
+            <w:tcW w:w="2693" w:type="dxa"/>
+            <w:vAlign w:val="center"/>
+          </w:tcPr>
+          <w:p>
+            <w:pPr>
+              <w:autoSpaceDE w:val="0"/>
+              <w:autoSpaceDN w:val="0"/>
+              <w:adjustRightInd w:val="0"/>
+              <w:jc w:val="both"/>
+              <w:rPr>
+                <w:rFonts w:ascii="Arial Nova Cond" w:hAnsi="Arial Nova Cond" w:cs="Arial"/>
+                <w:color w:val="000000"/>
+                <w:kern w:val="0"/>
+                <w:sz w:val="20"/>
+                <w:szCs w:val="20"/>
+              </w:rPr>
+            </w:pPr>
+            <w:r>
+              <w:rPr>
+                <w:rFonts w:ascii="Arial Nova Cond" w:hAnsi="Arial Nova Cond" w:cs="Arial"/>
+                <w:color w:val="000000"/>
+                <w:kern w:val="0"/>
+                <w:sz w:val="20"/>
+                <w:szCs w:val="20"/>
+              </w:rPr>
+              <w:t>{{campotematico0}}</w:t>
+            </w:r>
+          </w:p>
+        </w:tc>
+        <w:tc>
+          <w:tcPr>
+            <w:tcW w:w="1560" w:type="dxa"/>
+            <w:vAlign w:val="center"/>
+          </w:tcPr>
+          <w:p>
+            <w:pPr>
+              <w:autoSpaceDE w:val="0"/>
+              <w:autoSpaceDN w:val="0"/>
+              <w:adjustRightInd w:val="0"/>
+              <w:jc w:val="both"/>
+              <w:rPr>
+                <w:rFonts w:ascii="Arial Nova Cond" w:hAnsi="Arial Nova Cond" w:cs="Arial"/>
+                <w:color w:val="000000"/>
+                <w:kern w:val="0"/>
+                <w:sz w:val="20"/>
+                <w:szCs w:val="20"/>
+              </w:rPr>
+            </w:pPr>
+            <w:r>
+              <w:rPr>
+                <w:rFonts w:ascii="Arial Nova Cond" w:hAnsi="Arial Nova Cond" w:cs="Arial"/>
+                <w:color w:val="000000"/>
+                <w:kern w:val="0"/>
+                <w:sz w:val="20"/>
+                <w:szCs w:val="20"/>
+              </w:rPr>
+              <w:t>{{competencias0}}</w:t>
+            </w:r>
+          </w:p>
+        </w:tc>
+        <w:tc>
+          <w:tcPr>
+            <w:tcW w:w="1399" w:type="dxa"/>
+            <w:vAlign w:val="center"/>
+          </w:tcPr>
+          <w:p>
+            <w:pPr>
+              <w:autoSpaceDE w:val="0"/>
+              <w:autoSpaceDN w:val="0"/>
+              <w:adjustRightInd w:val="0"/>
+              <w:jc w:val="both"/>
+              <w:rPr>
+                <w:rFonts w:ascii="Arial Nova Cond" w:hAnsi="Arial Nova Cond" w:cs="Arial"/>
+                <w:color w:val="000000"/>
+                <w:kern w:val="0"/>
+                <w:sz w:val="20"/>
+                <w:szCs w:val="20"/>
+              </w:rPr>
+            </w:pPr>
+            <w:r>
+              <w:rPr>
+                <w:rFonts w:ascii="Arial Nova Cond" w:hAnsi="Arial Nova Cond" w:cs="Arial"/>
+                <w:color w:val="000000"/>
+                <w:kern w:val="0"/>
+                <w:sz w:val="20"/>
+                <w:szCs w:val="20"/>
+              </w:rPr>
+              <w:t>{{producto0}}</w:t>
+            </w:r>
+          </w:p>
+        </w:tc>
+      </w:tr>
+      <w:tr>
+        <w:trPr>
+          <w:trHeight w:val="756"/>
+          <w:jc w:val="center"/>
+        </w:trPr>
+        <w:tc>
+          <w:tcPr>
+            <w:tcW w:w="818" w:type="dxa"/>
+            <w:vMerge/>
             <w:vAlign w:val="center"/>
           </w:tcPr>
           <w:p>
@@ -7935,6 +8015,71 @@
               </w:tabs>
               <w:spacing w:line="276" w:lineRule="auto"/>
               <w:ind w:left="0"/>
+              <w:jc w:val="center"/>
+              <w:rPr>
+                <w:rFonts w:ascii="Arial Nova Cond" w:eastAsia="Calibri" w:hAnsi="Arial Nova Cond" w:cs="Times New Roman"/>
+                <w:b/>
+                <w:bCs/>
+                <w:sz w:val="20"/>
+                <w:szCs w:val="20"/>
+                <w:lang w:val="es-ES_tradnl"/>
+              </w:rPr>
+            </w:pPr>
+          </w:p>
+        </w:tc>
+        <w:tc>
+          <w:tcPr>
+            <w:tcW w:w="1018" w:type="dxa"/>
+            <w:vAlign w:val="center"/>
+          </w:tcPr>
+          <w:p>
+            <w:pPr>
+              <w:pStyle w:val="Prrafodelista"/>
+              <w:tabs>
+                <w:tab w:val="left" w:pos="0"/>
+                <w:tab w:val="left" w:pos="142"/>
+                <w:tab w:val="left" w:pos="284"/>
+              </w:tabs>
+              <w:spacing w:line="276" w:lineRule="auto"/>
+              <w:ind w:left="0"/>
+              <w:jc w:val="center"/>
+              <w:rPr>
+                <w:rFonts w:ascii="Arial Nova Cond" w:eastAsia="Calibri" w:hAnsi="Arial Nova Cond" w:cs="Times New Roman"/>
+                <w:b/>
+                <w:bCs/>
+                <w:sz w:val="20"/>
+                <w:szCs w:val="20"/>
+                <w:lang w:val="es-ES_tradnl"/>
+              </w:rPr>
+            </w:pPr>
+            <w:r>
+              <w:rPr>
+                <w:rFonts w:ascii="Arial Nova Cond" w:eastAsia="Calibri" w:hAnsi="Arial Nova Cond" w:cs="Times New Roman"/>
+                <w:b/>
+                <w:bCs/>
+                <w:sz w:val="20"/>
+                <w:szCs w:val="20"/>
+                <w:lang w:val="es-ES_tradnl"/>
+              </w:rPr>
+              <w:t>U 1</w:t>
+            </w:r>
+          </w:p>
+        </w:tc>
+        <w:tc>
+          <w:tcPr>
+            <w:tcW w:w="5379" w:type="dxa"/>
+            <w:vAlign w:val="center"/>
+          </w:tcPr>
+          <w:p>
+            <w:pPr>
+              <w:pStyle w:val="Prrafodelista"/>
+              <w:tabs>
+                <w:tab w:val="left" w:pos="0"/>
+                <w:tab w:val="left" w:pos="142"/>
+                <w:tab w:val="left" w:pos="284"/>
+              </w:tabs>
+              <w:spacing w:line="276" w:lineRule="auto"/>
+              <w:ind w:left="0"/>
               <w:jc w:val="both"/>
               <w:rPr>
                 <w:rFonts w:ascii="Arial Nova Cond" w:eastAsia="Calibri" w:hAnsi="Arial Nova Cond" w:cs="Times New Roman"/>
@@ -7950,13 +8095,13 @@
                 <w:szCs w:val="20"/>
                 <w:lang w:val="es-ES_tradnl"/>
               </w:rPr>
-              <w:t>{{situacionsignificativa0}}</w:t>
-            </w:r>
-          </w:p>
-        </w:tc>
-        <w:tc>
-          <w:tcPr>
-            <w:tcW w:w="2015" w:type="dxa"/>
+              <w:t>{{situacionsignificativa1}}</w:t>
+            </w:r>
+          </w:p>
+        </w:tc>
+        <w:tc>
+          <w:tcPr>
+            <w:tcW w:w="1984" w:type="dxa"/>
             <w:vAlign w:val="center"/>
           </w:tcPr>
           <w:p>
@@ -7967,7 +8112,7 @@
               <w:jc w:val="center"/>
               <w:rPr>
                 <w:rFonts w:ascii="Arial Nova Cond" w:hAnsi="Arial Nova Cond" w:cs="Arial"/>
-                <w:color w:val="000000"/>
+                <w:color w:val="000000" w:themeColor="text1"/>
                 <w:kern w:val="0"/>
                 <w:sz w:val="20"/>
                 <w:szCs w:val="20"/>
@@ -7981,13 +8126,13 @@
                 <w:sz w:val="20"/>
                 <w:szCs w:val="20"/>
               </w:rPr>
-              <w:t>{{titulosituacionsignificativa0}}</w:t>
-            </w:r>
-          </w:p>
-        </w:tc>
-        <w:tc>
-          <w:tcPr>
-            <w:tcW w:w="1634" w:type="dxa"/>
+              <w:t>{{titulosituacionsignificativa1}}</w:t>
+            </w:r>
+          </w:p>
+        </w:tc>
+        <w:tc>
+          <w:tcPr>
+            <w:tcW w:w="2693" w:type="dxa"/>
             <w:vAlign w:val="center"/>
           </w:tcPr>
           <w:p>
@@ -8012,13 +8157,13 @@
                 <w:sz w:val="20"/>
                 <w:szCs w:val="20"/>
               </w:rPr>
-              <w:t>{{competencias0}}</w:t>
-            </w:r>
-          </w:p>
-        </w:tc>
-        <w:tc>
-          <w:tcPr>
-            <w:tcW w:w="1337" w:type="dxa"/>
+              <w:t>{{campotematico1}}</w:t>
+            </w:r>
+          </w:p>
+        </w:tc>
+        <w:tc>
+          <w:tcPr>
+            <w:tcW w:w="1560" w:type="dxa"/>
             <w:vAlign w:val="center"/>
           </w:tcPr>
           <w:p>
@@ -8026,7 +8171,7 @@
               <w:autoSpaceDE w:val="0"/>
               <w:autoSpaceDN w:val="0"/>
               <w:adjustRightInd w:val="0"/>
-              <w:jc w:val="center"/>
+              <w:jc w:val="both"/>
               <w:rPr>
                 <w:rFonts w:ascii="Arial Nova Cond" w:hAnsi="Arial Nova Cond" w:cs="Arial"/>
                 <w:color w:val="000000"/>
@@ -8043,7 +8188,38 @@
                 <w:sz w:val="20"/>
                 <w:szCs w:val="20"/>
               </w:rPr>
-              <w:t>{{producto0}}</w:t>
+              <w:t>{{competencias1}}</w:t>
+            </w:r>
+          </w:p>
+        </w:tc>
+        <w:tc>
+          <w:tcPr>
+            <w:tcW w:w="1399" w:type="dxa"/>
+            <w:vAlign w:val="center"/>
+          </w:tcPr>
+          <w:p>
+            <w:pPr>
+              <w:autoSpaceDE w:val="0"/>
+              <w:autoSpaceDN w:val="0"/>
+              <w:adjustRightInd w:val="0"/>
+              <w:jc w:val="both"/>
+              <w:rPr>
+                <w:rFonts w:ascii="Arial Nova Cond" w:hAnsi="Arial Nova Cond" w:cs="Arial"/>
+                <w:color w:val="000000"/>
+                <w:kern w:val="0"/>
+                <w:sz w:val="20"/>
+                <w:szCs w:val="20"/>
+              </w:rPr>
+            </w:pPr>
+            <w:r>
+              <w:rPr>
+                <w:rFonts w:ascii="Arial Nova Cond" w:hAnsi="Arial Nova Cond" w:cs="Arial"/>
+                <w:color w:val="000000"/>
+                <w:kern w:val="0"/>
+                <w:sz w:val="20"/>
+                <w:szCs w:val="20"/>
+              </w:rPr>
+              <w:t>{{producto1}}</w:t>
             </w:r>
           </w:p>
         </w:tc>
@@ -8055,7 +8231,7 @@
         </w:trPr>
         <w:tc>
           <w:tcPr>
-            <w:tcW w:w="875" w:type="dxa"/>
+            <w:tcW w:w="818" w:type="dxa"/>
             <w:vMerge/>
             <w:vAlign w:val="center"/>
           </w:tcPr>
@@ -8083,7 +8259,7 @@
         </w:tc>
         <w:tc>
           <w:tcPr>
-            <w:tcW w:w="1095" w:type="dxa"/>
+            <w:tcW w:w="1018" w:type="dxa"/>
             <w:vAlign w:val="center"/>
           </w:tcPr>
           <w:p>
@@ -8115,39 +8291,13 @@
                 <w:szCs w:val="20"/>
                 <w:lang w:val="es-ES_tradnl"/>
               </w:rPr>
-              <w:t>U 1</w:t>
-            </w:r>
-          </w:p>
-        </w:tc>
-        <w:tc>
-          <w:tcPr>
-            <w:tcW w:w="1726" w:type="dxa"/>
-            <w:vAlign w:val="center"/>
-          </w:tcPr>
-          <w:p>
-            <w:pPr>
-              <w:pStyle w:val="NormalWeb"/>
-              <w:jc w:val="both"/>
-              <w:rPr>
-                <w:rFonts w:ascii="Arial Nova Cond" w:hAnsi="Arial Nova Cond"/>
-                <w:sz w:val="20"/>
-                <w:szCs w:val="20"/>
-              </w:rPr>
-            </w:pPr>
-            <w:r>
-              <w:rPr>
-                <w:rFonts w:ascii="Arial Nova Cond" w:eastAsia="Calibri" w:hAnsi="Arial Nova Cond"/>
-                <w:sz w:val="20"/>
-                <w:szCs w:val="20"/>
-                <w:lang w:val="es-ES_tradnl"/>
-              </w:rPr>
-              <w:t>{{problemapotencialidad1}}</w:t>
-            </w:r>
-          </w:p>
-        </w:tc>
-        <w:tc>
-          <w:tcPr>
-            <w:tcW w:w="6169" w:type="dxa"/>
+              <w:t>U 2</w:t>
+            </w:r>
+          </w:p>
+        </w:tc>
+        <w:tc>
+          <w:tcPr>
+            <w:tcW w:w="5379" w:type="dxa"/>
             <w:vAlign w:val="center"/>
           </w:tcPr>
           <w:p>
@@ -8175,13 +8325,13 @@
                 <w:szCs w:val="20"/>
                 <w:lang w:val="es-ES_tradnl"/>
               </w:rPr>
-              <w:t>{{situacionsignificativa1}}</w:t>
-            </w:r>
-          </w:p>
-        </w:tc>
-        <w:tc>
-          <w:tcPr>
-            <w:tcW w:w="2015" w:type="dxa"/>
+              <w:t>{{situacionsignificativa2}}</w:t>
+            </w:r>
+          </w:p>
+        </w:tc>
+        <w:tc>
+          <w:tcPr>
+            <w:tcW w:w="1984" w:type="dxa"/>
             <w:vAlign w:val="center"/>
           </w:tcPr>
           <w:p>
@@ -8192,7 +8342,7 @@
               <w:jc w:val="center"/>
               <w:rPr>
                 <w:rFonts w:ascii="Arial Nova Cond" w:hAnsi="Arial Nova Cond" w:cs="Arial"/>
-                <w:color w:val="000000" w:themeColor="text1"/>
+                <w:color w:val="000000"/>
                 <w:kern w:val="0"/>
                 <w:sz w:val="20"/>
                 <w:szCs w:val="20"/>
@@ -8206,13 +8356,13 @@
                 <w:sz w:val="20"/>
                 <w:szCs w:val="20"/>
               </w:rPr>
-              <w:t>{{titulosituacionsignificativa1}}</w:t>
-            </w:r>
-          </w:p>
-        </w:tc>
-        <w:tc>
-          <w:tcPr>
-            <w:tcW w:w="1634" w:type="dxa"/>
+              <w:t>{{titulosituacionsignificativa2}}</w:t>
+            </w:r>
+          </w:p>
+        </w:tc>
+        <w:tc>
+          <w:tcPr>
+            <w:tcW w:w="2693" w:type="dxa"/>
             <w:vAlign w:val="center"/>
           </w:tcPr>
           <w:p>
@@ -8237,13 +8387,13 @@
                 <w:sz w:val="20"/>
                 <w:szCs w:val="20"/>
               </w:rPr>
-              <w:t>{{competencias1}}</w:t>
-            </w:r>
-          </w:p>
-        </w:tc>
-        <w:tc>
-          <w:tcPr>
-            <w:tcW w:w="1337" w:type="dxa"/>
+              <w:t>{{campotematico2}}</w:t>
+            </w:r>
+          </w:p>
+        </w:tc>
+        <w:tc>
+          <w:tcPr>
+            <w:tcW w:w="1560" w:type="dxa"/>
             <w:vAlign w:val="center"/>
           </w:tcPr>
           <w:p>
@@ -8251,7 +8401,7 @@
               <w:autoSpaceDE w:val="0"/>
               <w:autoSpaceDN w:val="0"/>
               <w:adjustRightInd w:val="0"/>
-              <w:jc w:val="center"/>
+              <w:jc w:val="both"/>
               <w:rPr>
                 <w:rFonts w:ascii="Arial Nova Cond" w:hAnsi="Arial Nova Cond" w:cs="Arial"/>
                 <w:color w:val="000000"/>
@@ -8268,7 +8418,38 @@
                 <w:sz w:val="20"/>
                 <w:szCs w:val="20"/>
               </w:rPr>
-              <w:t>{{producto1}}</w:t>
+              <w:t>{{competencias2}}</w:t>
+            </w:r>
+          </w:p>
+        </w:tc>
+        <w:tc>
+          <w:tcPr>
+            <w:tcW w:w="1399" w:type="dxa"/>
+            <w:vAlign w:val="center"/>
+          </w:tcPr>
+          <w:p>
+            <w:pPr>
+              <w:autoSpaceDE w:val="0"/>
+              <w:autoSpaceDN w:val="0"/>
+              <w:adjustRightInd w:val="0"/>
+              <w:jc w:val="both"/>
+              <w:rPr>
+                <w:rFonts w:ascii="Arial Nova Cond" w:hAnsi="Arial Nova Cond" w:cs="Arial"/>
+                <w:color w:val="000000"/>
+                <w:kern w:val="0"/>
+                <w:sz w:val="20"/>
+                <w:szCs w:val="20"/>
+              </w:rPr>
+            </w:pPr>
+            <w:r>
+              <w:rPr>
+                <w:rFonts w:ascii="Arial Nova Cond" w:hAnsi="Arial Nova Cond" w:cs="Arial"/>
+                <w:color w:val="000000"/>
+                <w:kern w:val="0"/>
+                <w:sz w:val="20"/>
+                <w:szCs w:val="20"/>
+              </w:rPr>
+              <w:t>{{producto2}}</w:t>
             </w:r>
           </w:p>
         </w:tc>
@@ -8280,8 +8461,8 @@
         </w:trPr>
         <w:tc>
           <w:tcPr>
-            <w:tcW w:w="875" w:type="dxa"/>
-            <w:vMerge/>
+            <w:tcW w:w="818" w:type="dxa"/>
+            <w:vMerge w:val="restart"/>
             <w:vAlign w:val="center"/>
           </w:tcPr>
           <w:p>
@@ -8304,11 +8485,22 @@
                 <w:lang w:val="es-ES_tradnl"/>
               </w:rPr>
             </w:pPr>
-          </w:p>
-        </w:tc>
-        <w:tc>
-          <w:tcPr>
-            <w:tcW w:w="1095" w:type="dxa"/>
+            <w:r>
+              <w:rPr>
+                <w:rFonts w:ascii="Arial Nova Cond" w:eastAsia="Calibri" w:hAnsi="Arial Nova Cond" w:cs="Times New Roman"/>
+                <w:b/>
+                <w:bCs/>
+                <w:sz w:val="20"/>
+                <w:szCs w:val="20"/>
+                <w:lang w:val="es-ES_tradnl"/>
+              </w:rPr>
+              <w:t>II</w:t>
+            </w:r>
+          </w:p>
+        </w:tc>
+        <w:tc>
+          <w:tcPr>
+            <w:tcW w:w="1018" w:type="dxa"/>
             <w:vAlign w:val="center"/>
           </w:tcPr>
           <w:p>
@@ -8340,39 +8532,13 @@
                 <w:szCs w:val="20"/>
                 <w:lang w:val="es-ES_tradnl"/>
               </w:rPr>
-              <w:t>U 2</w:t>
-            </w:r>
-          </w:p>
-        </w:tc>
-        <w:tc>
-          <w:tcPr>
-            <w:tcW w:w="1726" w:type="dxa"/>
-            <w:vAlign w:val="center"/>
-          </w:tcPr>
-          <w:p>
-            <w:pPr>
-              <w:pStyle w:val="NormalWeb"/>
-              <w:jc w:val="both"/>
-              <w:rPr>
-                <w:rFonts w:ascii="Arial Nova Cond" w:eastAsia="Calibri" w:hAnsi="Arial Nova Cond"/>
-                <w:sz w:val="20"/>
-                <w:szCs w:val="20"/>
-              </w:rPr>
-            </w:pPr>
-            <w:r>
-              <w:rPr>
-                <w:rFonts w:ascii="Arial Nova Cond" w:eastAsia="Calibri" w:hAnsi="Arial Nova Cond"/>
-                <w:sz w:val="20"/>
-                <w:szCs w:val="20"/>
-                <w:lang w:val="es-ES_tradnl"/>
-              </w:rPr>
-              <w:t>{{problemapotencialidad2}}</w:t>
-            </w:r>
-          </w:p>
-        </w:tc>
-        <w:tc>
-          <w:tcPr>
-            <w:tcW w:w="6169" w:type="dxa"/>
+              <w:t>U 3</w:t>
+            </w:r>
+          </w:p>
+        </w:tc>
+        <w:tc>
+          <w:tcPr>
+            <w:tcW w:w="5379" w:type="dxa"/>
             <w:vAlign w:val="center"/>
           </w:tcPr>
           <w:p>
@@ -8388,6 +8554,7 @@
               <w:jc w:val="both"/>
               <w:rPr>
                 <w:rFonts w:ascii="Arial Nova Cond" w:eastAsia="Calibri" w:hAnsi="Arial Nova Cond" w:cs="Times New Roman"/>
+                <w:color w:val="000000" w:themeColor="text1"/>
                 <w:sz w:val="20"/>
                 <w:szCs w:val="20"/>
                 <w:lang w:val="es-ES_tradnl"/>
@@ -8400,13 +8567,13 @@
                 <w:szCs w:val="20"/>
                 <w:lang w:val="es-ES_tradnl"/>
               </w:rPr>
-              <w:t>{{situacionsignificativa2}}</w:t>
-            </w:r>
-          </w:p>
-        </w:tc>
-        <w:tc>
-          <w:tcPr>
-            <w:tcW w:w="2015" w:type="dxa"/>
+              <w:t>{{situacionsignificativa3}}</w:t>
+            </w:r>
+          </w:p>
+        </w:tc>
+        <w:tc>
+          <w:tcPr>
+            <w:tcW w:w="1984" w:type="dxa"/>
             <w:vAlign w:val="center"/>
           </w:tcPr>
           <w:p>
@@ -8417,7 +8584,7 @@
               <w:jc w:val="center"/>
               <w:rPr>
                 <w:rFonts w:ascii="Arial Nova Cond" w:hAnsi="Arial Nova Cond" w:cs="Arial"/>
-                <w:color w:val="000000"/>
+                <w:color w:val="215E99" w:themeColor="text2" w:themeTint="BF"/>
                 <w:kern w:val="0"/>
                 <w:sz w:val="20"/>
                 <w:szCs w:val="20"/>
@@ -8431,13 +8598,13 @@
                 <w:sz w:val="20"/>
                 <w:szCs w:val="20"/>
               </w:rPr>
-              <w:t>{{titulosituacionsignificativa2}}</w:t>
-            </w:r>
-          </w:p>
-        </w:tc>
-        <w:tc>
-          <w:tcPr>
-            <w:tcW w:w="1634" w:type="dxa"/>
+              <w:t>{{titulosituacionsignificativa3}}</w:t>
+            </w:r>
+          </w:p>
+        </w:tc>
+        <w:tc>
+          <w:tcPr>
+            <w:tcW w:w="2693" w:type="dxa"/>
             <w:vAlign w:val="center"/>
           </w:tcPr>
           <w:p>
@@ -8462,13 +8629,13 @@
                 <w:sz w:val="20"/>
                 <w:szCs w:val="20"/>
               </w:rPr>
-              <w:t>{{competencias2}}</w:t>
-            </w:r>
-          </w:p>
-        </w:tc>
-        <w:tc>
-          <w:tcPr>
-            <w:tcW w:w="1337" w:type="dxa"/>
+              <w:t>{{campotematico3}}</w:t>
+            </w:r>
+          </w:p>
+        </w:tc>
+        <w:tc>
+          <w:tcPr>
+            <w:tcW w:w="1560" w:type="dxa"/>
             <w:vAlign w:val="center"/>
           </w:tcPr>
           <w:p>
@@ -8476,7 +8643,7 @@
               <w:autoSpaceDE w:val="0"/>
               <w:autoSpaceDN w:val="0"/>
               <w:adjustRightInd w:val="0"/>
-              <w:jc w:val="center"/>
+              <w:jc w:val="both"/>
               <w:rPr>
                 <w:rFonts w:ascii="Arial Nova Cond" w:hAnsi="Arial Nova Cond" w:cs="Arial"/>
                 <w:color w:val="000000"/>
@@ -8493,7 +8660,38 @@
                 <w:sz w:val="20"/>
                 <w:szCs w:val="20"/>
               </w:rPr>
-              <w:t>{{producto2}}</w:t>
+              <w:t>{{competencias3}}</w:t>
+            </w:r>
+          </w:p>
+        </w:tc>
+        <w:tc>
+          <w:tcPr>
+            <w:tcW w:w="1399" w:type="dxa"/>
+            <w:vAlign w:val="center"/>
+          </w:tcPr>
+          <w:p>
+            <w:pPr>
+              <w:autoSpaceDE w:val="0"/>
+              <w:autoSpaceDN w:val="0"/>
+              <w:adjustRightInd w:val="0"/>
+              <w:jc w:val="both"/>
+              <w:rPr>
+                <w:rFonts w:ascii="Arial Nova Cond" w:hAnsi="Arial Nova Cond" w:cs="Arial"/>
+                <w:color w:val="000000"/>
+                <w:kern w:val="0"/>
+                <w:sz w:val="20"/>
+                <w:szCs w:val="20"/>
+              </w:rPr>
+            </w:pPr>
+            <w:r>
+              <w:rPr>
+                <w:rFonts w:ascii="Arial Nova Cond" w:hAnsi="Arial Nova Cond" w:cs="Arial"/>
+                <w:color w:val="000000"/>
+                <w:kern w:val="0"/>
+                <w:sz w:val="20"/>
+                <w:szCs w:val="20"/>
+              </w:rPr>
+              <w:t>{{producto3}}</w:t>
             </w:r>
           </w:p>
         </w:tc>
@@ -8505,8 +8703,8 @@
         </w:trPr>
         <w:tc>
           <w:tcPr>
-            <w:tcW w:w="875" w:type="dxa"/>
-            <w:vMerge w:val="restart"/>
+            <w:tcW w:w="818" w:type="dxa"/>
+            <w:vMerge/>
             <w:vAlign w:val="center"/>
           </w:tcPr>
           <w:p>
@@ -8529,22 +8727,11 @@
                 <w:lang w:val="es-ES_tradnl"/>
               </w:rPr>
             </w:pPr>
-            <w:r>
-              <w:rPr>
-                <w:rFonts w:ascii="Arial Nova Cond" w:eastAsia="Calibri" w:hAnsi="Arial Nova Cond" w:cs="Times New Roman"/>
-                <w:b/>
-                <w:bCs/>
-                <w:sz w:val="20"/>
-                <w:szCs w:val="20"/>
-                <w:lang w:val="es-ES_tradnl"/>
-              </w:rPr>
-              <w:t>II</w:t>
-            </w:r>
-          </w:p>
-        </w:tc>
-        <w:tc>
-          <w:tcPr>
-            <w:tcW w:w="1095" w:type="dxa"/>
+          </w:p>
+        </w:tc>
+        <w:tc>
+          <w:tcPr>
+            <w:tcW w:w="1018" w:type="dxa"/>
             <w:vAlign w:val="center"/>
           </w:tcPr>
           <w:p>
@@ -8576,39 +8763,13 @@
                 <w:szCs w:val="20"/>
                 <w:lang w:val="es-ES_tradnl"/>
               </w:rPr>
-              <w:t>U 3</w:t>
-            </w:r>
-          </w:p>
-        </w:tc>
-        <w:tc>
-          <w:tcPr>
-            <w:tcW w:w="1726" w:type="dxa"/>
-            <w:vAlign w:val="center"/>
-          </w:tcPr>
-          <w:p>
-            <w:pPr>
-              <w:pStyle w:val="Sinespaciado"/>
-              <w:jc w:val="both"/>
-              <w:rPr>
-                <w:rFonts w:ascii="Arial Nova Cond" w:eastAsia="Times New Roman" w:hAnsi="Arial Nova Cond" w:cs="Times New Roman"/>
-                <w:sz w:val="20"/>
-                <w:szCs w:val="20"/>
-              </w:rPr>
-            </w:pPr>
-            <w:r>
-              <w:rPr>
-                <w:rFonts w:ascii="Arial Nova Cond" w:eastAsia="Calibri" w:hAnsi="Arial Nova Cond" w:cs="Times New Roman"/>
-                <w:sz w:val="20"/>
-                <w:szCs w:val="20"/>
-                <w:lang w:val="es-ES_tradnl"/>
-              </w:rPr>
-              <w:t>{{problemapotencialidad3}}</w:t>
-            </w:r>
-          </w:p>
-        </w:tc>
-        <w:tc>
-          <w:tcPr>
-            <w:tcW w:w="6169" w:type="dxa"/>
+              <w:t>U 4</w:t>
+            </w:r>
+          </w:p>
+        </w:tc>
+        <w:tc>
+          <w:tcPr>
+            <w:tcW w:w="5379" w:type="dxa"/>
             <w:vAlign w:val="center"/>
           </w:tcPr>
           <w:p>
@@ -8637,13 +8798,13 @@
                 <w:szCs w:val="20"/>
                 <w:lang w:val="es-ES_tradnl"/>
               </w:rPr>
-              <w:t>{{situacionsignificativa3}}</w:t>
-            </w:r>
-          </w:p>
-        </w:tc>
-        <w:tc>
-          <w:tcPr>
-            <w:tcW w:w="2015" w:type="dxa"/>
+              <w:t>{{situacionsignificativa4}}</w:t>
+            </w:r>
+          </w:p>
+        </w:tc>
+        <w:tc>
+          <w:tcPr>
+            <w:tcW w:w="1984" w:type="dxa"/>
             <w:vAlign w:val="center"/>
           </w:tcPr>
           <w:p>
@@ -8654,7 +8815,7 @@
               <w:jc w:val="center"/>
               <w:rPr>
                 <w:rFonts w:ascii="Arial Nova Cond" w:hAnsi="Arial Nova Cond" w:cs="Arial"/>
-                <w:color w:val="215E99" w:themeColor="text2" w:themeTint="BF"/>
+                <w:color w:val="000000" w:themeColor="text1"/>
                 <w:kern w:val="0"/>
                 <w:sz w:val="20"/>
                 <w:szCs w:val="20"/>
@@ -8668,13 +8829,13 @@
                 <w:sz w:val="20"/>
                 <w:szCs w:val="20"/>
               </w:rPr>
-              <w:t>{{titulosituacionsignificativa3}}</w:t>
-            </w:r>
-          </w:p>
-        </w:tc>
-        <w:tc>
-          <w:tcPr>
-            <w:tcW w:w="1634" w:type="dxa"/>
+              <w:t>{{titulosituacionsignificativa4}}</w:t>
+            </w:r>
+          </w:p>
+        </w:tc>
+        <w:tc>
+          <w:tcPr>
+            <w:tcW w:w="2693" w:type="dxa"/>
             <w:vAlign w:val="center"/>
           </w:tcPr>
           <w:p>
@@ -8699,13 +8860,13 @@
                 <w:sz w:val="20"/>
                 <w:szCs w:val="20"/>
               </w:rPr>
-              <w:t>{{competencias3}}</w:t>
-            </w:r>
-          </w:p>
-        </w:tc>
-        <w:tc>
-          <w:tcPr>
-            <w:tcW w:w="1337" w:type="dxa"/>
+              <w:t>{{campotematico4}}</w:t>
+            </w:r>
+          </w:p>
+        </w:tc>
+        <w:tc>
+          <w:tcPr>
+            <w:tcW w:w="1560" w:type="dxa"/>
             <w:vAlign w:val="center"/>
           </w:tcPr>
           <w:p>
@@ -8713,7 +8874,7 @@
               <w:autoSpaceDE w:val="0"/>
               <w:autoSpaceDN w:val="0"/>
               <w:adjustRightInd w:val="0"/>
-              <w:jc w:val="center"/>
+              <w:jc w:val="both"/>
               <w:rPr>
                 <w:rFonts w:ascii="Arial Nova Cond" w:hAnsi="Arial Nova Cond" w:cs="Arial"/>
                 <w:color w:val="000000"/>
@@ -8730,7 +8891,38 @@
                 <w:sz w:val="20"/>
                 <w:szCs w:val="20"/>
               </w:rPr>
-              <w:t>{{producto3}}</w:t>
+              <w:t>{{competencias4}}</w:t>
+            </w:r>
+          </w:p>
+        </w:tc>
+        <w:tc>
+          <w:tcPr>
+            <w:tcW w:w="1399" w:type="dxa"/>
+            <w:vAlign w:val="center"/>
+          </w:tcPr>
+          <w:p>
+            <w:pPr>
+              <w:autoSpaceDE w:val="0"/>
+              <w:autoSpaceDN w:val="0"/>
+              <w:adjustRightInd w:val="0"/>
+              <w:jc w:val="both"/>
+              <w:rPr>
+                <w:rFonts w:ascii="Arial Nova Cond" w:hAnsi="Arial Nova Cond" w:cs="Arial"/>
+                <w:color w:val="000000"/>
+                <w:kern w:val="0"/>
+                <w:sz w:val="20"/>
+                <w:szCs w:val="20"/>
+              </w:rPr>
+            </w:pPr>
+            <w:r>
+              <w:rPr>
+                <w:rFonts w:ascii="Arial Nova Cond" w:hAnsi="Arial Nova Cond" w:cs="Arial"/>
+                <w:color w:val="000000"/>
+                <w:kern w:val="0"/>
+                <w:sz w:val="20"/>
+                <w:szCs w:val="20"/>
+              </w:rPr>
+              <w:t>{{producto4}}</w:t>
             </w:r>
           </w:p>
         </w:tc>
@@ -8742,8 +8934,8 @@
         </w:trPr>
         <w:tc>
           <w:tcPr>
-            <w:tcW w:w="875" w:type="dxa"/>
-            <w:vMerge/>
+            <w:tcW w:w="818" w:type="dxa"/>
+            <w:vMerge w:val="restart"/>
             <w:vAlign w:val="center"/>
           </w:tcPr>
           <w:p>
@@ -8766,11 +8958,22 @@
                 <w:lang w:val="es-ES_tradnl"/>
               </w:rPr>
             </w:pPr>
-          </w:p>
-        </w:tc>
-        <w:tc>
-          <w:tcPr>
-            <w:tcW w:w="1095" w:type="dxa"/>
+            <w:r>
+              <w:rPr>
+                <w:rFonts w:ascii="Arial Nova Cond" w:eastAsia="Calibri" w:hAnsi="Arial Nova Cond" w:cs="Times New Roman"/>
+                <w:b/>
+                <w:bCs/>
+                <w:sz w:val="20"/>
+                <w:szCs w:val="20"/>
+                <w:lang w:val="es-ES_tradnl"/>
+              </w:rPr>
+              <w:t>III</w:t>
+            </w:r>
+          </w:p>
+        </w:tc>
+        <w:tc>
+          <w:tcPr>
+            <w:tcW w:w="1018" w:type="dxa"/>
             <w:vAlign w:val="center"/>
           </w:tcPr>
           <w:p>
@@ -8802,39 +9005,13 @@
                 <w:szCs w:val="20"/>
                 <w:lang w:val="es-ES_tradnl"/>
               </w:rPr>
-              <w:t>U 4</w:t>
-            </w:r>
-          </w:p>
-        </w:tc>
-        <w:tc>
-          <w:tcPr>
-            <w:tcW w:w="1726" w:type="dxa"/>
-            <w:vAlign w:val="center"/>
-          </w:tcPr>
-          <w:p>
-            <w:pPr>
-              <w:pStyle w:val="Sinespaciado"/>
-              <w:jc w:val="both"/>
-              <w:rPr>
-                <w:rFonts w:ascii="Arial Nova Cond" w:hAnsi="Arial Nova Cond"/>
-                <w:sz w:val="20"/>
-                <w:szCs w:val="20"/>
-              </w:rPr>
-            </w:pPr>
-            <w:r>
-              <w:rPr>
-                <w:rFonts w:ascii="Arial Nova Cond" w:eastAsia="Calibri" w:hAnsi="Arial Nova Cond" w:cs="Times New Roman"/>
-                <w:sz w:val="20"/>
-                <w:szCs w:val="20"/>
-                <w:lang w:val="es-ES_tradnl"/>
-              </w:rPr>
-              <w:t>{{problemapotencialidad4}}</w:t>
-            </w:r>
-          </w:p>
-        </w:tc>
-        <w:tc>
-          <w:tcPr>
-            <w:tcW w:w="6169" w:type="dxa"/>
+              <w:t>U 5</w:t>
+            </w:r>
+          </w:p>
+        </w:tc>
+        <w:tc>
+          <w:tcPr>
+            <w:tcW w:w="5379" w:type="dxa"/>
             <w:vAlign w:val="center"/>
           </w:tcPr>
           <w:p>
@@ -8863,13 +9040,13 @@
                 <w:szCs w:val="20"/>
                 <w:lang w:val="es-ES_tradnl"/>
               </w:rPr>
-              <w:t>{{situacionsignificativa4}}</w:t>
-            </w:r>
-          </w:p>
-        </w:tc>
-        <w:tc>
-          <w:tcPr>
-            <w:tcW w:w="2015" w:type="dxa"/>
+              <w:t xml:space="preserve">{{situacionsignificativa5}} </w:t>
+            </w:r>
+          </w:p>
+        </w:tc>
+        <w:tc>
+          <w:tcPr>
+            <w:tcW w:w="1984" w:type="dxa"/>
             <w:vAlign w:val="center"/>
           </w:tcPr>
           <w:p>
@@ -8894,13 +9071,13 @@
                 <w:sz w:val="20"/>
                 <w:szCs w:val="20"/>
               </w:rPr>
-              <w:t>{{titulosituacionsignificativa4}}</w:t>
-            </w:r>
-          </w:p>
-        </w:tc>
-        <w:tc>
-          <w:tcPr>
-            <w:tcW w:w="1634" w:type="dxa"/>
+              <w:t>{{titulosituacionsignificativa5}}</w:t>
+            </w:r>
+          </w:p>
+        </w:tc>
+        <w:tc>
+          <w:tcPr>
+            <w:tcW w:w="2693" w:type="dxa"/>
             <w:vAlign w:val="center"/>
           </w:tcPr>
           <w:p>
@@ -8925,13 +9102,13 @@
                 <w:sz w:val="20"/>
                 <w:szCs w:val="20"/>
               </w:rPr>
-              <w:t>{{competencias4}}</w:t>
-            </w:r>
-          </w:p>
-        </w:tc>
-        <w:tc>
-          <w:tcPr>
-            <w:tcW w:w="1337" w:type="dxa"/>
+              <w:t>{{campotematico5}}</w:t>
+            </w:r>
+          </w:p>
+        </w:tc>
+        <w:tc>
+          <w:tcPr>
+            <w:tcW w:w="1560" w:type="dxa"/>
             <w:vAlign w:val="center"/>
           </w:tcPr>
           <w:p>
@@ -8939,7 +9116,7 @@
               <w:autoSpaceDE w:val="0"/>
               <w:autoSpaceDN w:val="0"/>
               <w:adjustRightInd w:val="0"/>
-              <w:jc w:val="center"/>
+              <w:jc w:val="both"/>
               <w:rPr>
                 <w:rFonts w:ascii="Arial Nova Cond" w:hAnsi="Arial Nova Cond" w:cs="Arial"/>
                 <w:color w:val="000000"/>
@@ -8956,7 +9133,38 @@
                 <w:sz w:val="20"/>
                 <w:szCs w:val="20"/>
               </w:rPr>
-              <w:t>{{producto4}}</w:t>
+              <w:t>{{competencias5}}</w:t>
+            </w:r>
+          </w:p>
+        </w:tc>
+        <w:tc>
+          <w:tcPr>
+            <w:tcW w:w="1399" w:type="dxa"/>
+            <w:vAlign w:val="center"/>
+          </w:tcPr>
+          <w:p>
+            <w:pPr>
+              <w:autoSpaceDE w:val="0"/>
+              <w:autoSpaceDN w:val="0"/>
+              <w:adjustRightInd w:val="0"/>
+              <w:jc w:val="both"/>
+              <w:rPr>
+                <w:rFonts w:ascii="Arial Nova Cond" w:hAnsi="Arial Nova Cond" w:cs="Arial"/>
+                <w:color w:val="000000"/>
+                <w:kern w:val="0"/>
+                <w:sz w:val="20"/>
+                <w:szCs w:val="20"/>
+              </w:rPr>
+            </w:pPr>
+            <w:r>
+              <w:rPr>
+                <w:rFonts w:ascii="Arial Nova Cond" w:hAnsi="Arial Nova Cond" w:cs="Arial"/>
+                <w:color w:val="000000"/>
+                <w:kern w:val="0"/>
+                <w:sz w:val="20"/>
+                <w:szCs w:val="20"/>
+              </w:rPr>
+              <w:t>{{producto5}}</w:t>
             </w:r>
           </w:p>
         </w:tc>
@@ -8968,8 +9176,8 @@
         </w:trPr>
         <w:tc>
           <w:tcPr>
-            <w:tcW w:w="875" w:type="dxa"/>
-            <w:vMerge w:val="restart"/>
+            <w:tcW w:w="818" w:type="dxa"/>
+            <w:vMerge/>
             <w:vAlign w:val="center"/>
           </w:tcPr>
           <w:p>
@@ -8992,22 +9200,11 @@
                 <w:lang w:val="es-ES_tradnl"/>
               </w:rPr>
             </w:pPr>
-            <w:r>
-              <w:rPr>
-                <w:rFonts w:ascii="Arial Nova Cond" w:eastAsia="Calibri" w:hAnsi="Arial Nova Cond" w:cs="Times New Roman"/>
-                <w:b/>
-                <w:bCs/>
-                <w:sz w:val="20"/>
-                <w:szCs w:val="20"/>
-                <w:lang w:val="es-ES_tradnl"/>
-              </w:rPr>
-              <w:t>III</w:t>
-            </w:r>
-          </w:p>
-        </w:tc>
-        <w:tc>
-          <w:tcPr>
-            <w:tcW w:w="1095" w:type="dxa"/>
+          </w:p>
+        </w:tc>
+        <w:tc>
+          <w:tcPr>
+            <w:tcW w:w="1018" w:type="dxa"/>
             <w:vAlign w:val="center"/>
           </w:tcPr>
           <w:p>
@@ -9039,40 +9236,13 @@
                 <w:szCs w:val="20"/>
                 <w:lang w:val="es-ES_tradnl"/>
               </w:rPr>
-              <w:t>U 5</w:t>
-            </w:r>
-          </w:p>
-        </w:tc>
-        <w:tc>
-          <w:tcPr>
-            <w:tcW w:w="1726" w:type="dxa"/>
-            <w:vAlign w:val="center"/>
-          </w:tcPr>
-          <w:p>
-            <w:pPr>
-              <w:pStyle w:val="Sinespaciado"/>
-              <w:jc w:val="both"/>
-              <w:rPr>
-                <w:rFonts w:ascii="Arial Nova Cond" w:hAnsi="Arial Nova Cond"/>
-                <w:color w:val="000000" w:themeColor="text1"/>
-                <w:sz w:val="20"/>
-                <w:szCs w:val="20"/>
-              </w:rPr>
-            </w:pPr>
-            <w:r>
-              <w:rPr>
-                <w:rFonts w:ascii="Arial Nova Cond" w:eastAsia="Calibri" w:hAnsi="Arial Nova Cond" w:cs="Times New Roman"/>
-                <w:sz w:val="20"/>
-                <w:szCs w:val="20"/>
-                <w:lang w:val="es-ES_tradnl"/>
-              </w:rPr>
-              <w:t>{{problemapotencialidad5}}</w:t>
-            </w:r>
-          </w:p>
-        </w:tc>
-        <w:tc>
-          <w:tcPr>
-            <w:tcW w:w="6169" w:type="dxa"/>
+              <w:t>U 6</w:t>
+            </w:r>
+          </w:p>
+        </w:tc>
+        <w:tc>
+          <w:tcPr>
+            <w:tcW w:w="5379" w:type="dxa"/>
             <w:vAlign w:val="center"/>
           </w:tcPr>
           <w:p>
@@ -9088,7 +9258,6 @@
               <w:jc w:val="both"/>
               <w:rPr>
                 <w:rFonts w:ascii="Arial Nova Cond" w:eastAsia="Calibri" w:hAnsi="Arial Nova Cond" w:cs="Times New Roman"/>
-                <w:color w:val="000000" w:themeColor="text1"/>
                 <w:sz w:val="20"/>
                 <w:szCs w:val="20"/>
                 <w:lang w:val="es-ES_tradnl"/>
@@ -9101,13 +9270,13 @@
                 <w:szCs w:val="20"/>
                 <w:lang w:val="es-ES_tradnl"/>
               </w:rPr>
-              <w:t>{{situacionsignificativa5}}</w:t>
-            </w:r>
-          </w:p>
-        </w:tc>
-        <w:tc>
-          <w:tcPr>
-            <w:tcW w:w="2015" w:type="dxa"/>
+              <w:t>{{situacionsignificativa6}}</w:t>
+            </w:r>
+          </w:p>
+        </w:tc>
+        <w:tc>
+          <w:tcPr>
+            <w:tcW w:w="1984" w:type="dxa"/>
             <w:vAlign w:val="center"/>
           </w:tcPr>
           <w:p>
@@ -9118,7 +9287,7 @@
               <w:jc w:val="center"/>
               <w:rPr>
                 <w:rFonts w:ascii="Arial Nova Cond" w:hAnsi="Arial Nova Cond" w:cs="Arial"/>
-                <w:color w:val="000000" w:themeColor="text1"/>
+                <w:color w:val="0070C0"/>
                 <w:kern w:val="0"/>
                 <w:sz w:val="20"/>
                 <w:szCs w:val="20"/>
@@ -9132,13 +9301,13 @@
                 <w:sz w:val="20"/>
                 <w:szCs w:val="20"/>
               </w:rPr>
-              <w:t>{{titulosituacionsignificativa5}}</w:t>
-            </w:r>
-          </w:p>
-        </w:tc>
-        <w:tc>
-          <w:tcPr>
-            <w:tcW w:w="1634" w:type="dxa"/>
+              <w:t>{{titulosituacionsignificativa6}}</w:t>
+            </w:r>
+          </w:p>
+        </w:tc>
+        <w:tc>
+          <w:tcPr>
+            <w:tcW w:w="2693" w:type="dxa"/>
             <w:vAlign w:val="center"/>
           </w:tcPr>
           <w:p>
@@ -9163,13 +9332,13 @@
                 <w:sz w:val="20"/>
                 <w:szCs w:val="20"/>
               </w:rPr>
-              <w:t>{{competencias5}}</w:t>
-            </w:r>
-          </w:p>
-        </w:tc>
-        <w:tc>
-          <w:tcPr>
-            <w:tcW w:w="1337" w:type="dxa"/>
+              <w:t>{{campotematico6}}</w:t>
+            </w:r>
+          </w:p>
+        </w:tc>
+        <w:tc>
+          <w:tcPr>
+            <w:tcW w:w="1560" w:type="dxa"/>
             <w:vAlign w:val="center"/>
           </w:tcPr>
           <w:p>
@@ -9177,7 +9346,7 @@
               <w:autoSpaceDE w:val="0"/>
               <w:autoSpaceDN w:val="0"/>
               <w:adjustRightInd w:val="0"/>
-              <w:jc w:val="center"/>
+              <w:jc w:val="both"/>
               <w:rPr>
                 <w:rFonts w:ascii="Arial Nova Cond" w:hAnsi="Arial Nova Cond" w:cs="Arial"/>
                 <w:color w:val="000000"/>
@@ -9194,7 +9363,38 @@
                 <w:sz w:val="20"/>
                 <w:szCs w:val="20"/>
               </w:rPr>
-              <w:t>{{producto5}}</w:t>
+              <w:t>{{competencias6}}</w:t>
+            </w:r>
+          </w:p>
+        </w:tc>
+        <w:tc>
+          <w:tcPr>
+            <w:tcW w:w="1399" w:type="dxa"/>
+            <w:vAlign w:val="center"/>
+          </w:tcPr>
+          <w:p>
+            <w:pPr>
+              <w:autoSpaceDE w:val="0"/>
+              <w:autoSpaceDN w:val="0"/>
+              <w:adjustRightInd w:val="0"/>
+              <w:jc w:val="both"/>
+              <w:rPr>
+                <w:rFonts w:ascii="Arial Nova Cond" w:hAnsi="Arial Nova Cond" w:cs="Arial"/>
+                <w:color w:val="000000"/>
+                <w:kern w:val="0"/>
+                <w:sz w:val="20"/>
+                <w:szCs w:val="20"/>
+              </w:rPr>
+            </w:pPr>
+            <w:r>
+              <w:rPr>
+                <w:rFonts w:ascii="Arial Nova Cond" w:hAnsi="Arial Nova Cond" w:cs="Arial"/>
+                <w:color w:val="000000"/>
+                <w:kern w:val="0"/>
+                <w:sz w:val="20"/>
+                <w:szCs w:val="20"/>
+              </w:rPr>
+              <w:t>{{producto6}}</w:t>
             </w:r>
           </w:p>
         </w:tc>
@@ -9206,8 +9406,8 @@
         </w:trPr>
         <w:tc>
           <w:tcPr>
-            <w:tcW w:w="875" w:type="dxa"/>
-            <w:vMerge/>
+            <w:tcW w:w="818" w:type="dxa"/>
+            <w:vMerge w:val="restart"/>
             <w:vAlign w:val="center"/>
           </w:tcPr>
           <w:p>
@@ -9230,11 +9430,22 @@
                 <w:lang w:val="es-ES_tradnl"/>
               </w:rPr>
             </w:pPr>
-          </w:p>
-        </w:tc>
-        <w:tc>
-          <w:tcPr>
-            <w:tcW w:w="1095" w:type="dxa"/>
+            <w:r>
+              <w:rPr>
+                <w:rFonts w:ascii="Arial Nova Cond" w:eastAsia="Calibri" w:hAnsi="Arial Nova Cond" w:cs="Times New Roman"/>
+                <w:b/>
+                <w:bCs/>
+                <w:sz w:val="20"/>
+                <w:szCs w:val="20"/>
+                <w:lang w:val="es-ES_tradnl"/>
+              </w:rPr>
+              <w:t>IV</w:t>
+            </w:r>
+          </w:p>
+        </w:tc>
+        <w:tc>
+          <w:tcPr>
+            <w:tcW w:w="1018" w:type="dxa"/>
             <w:vAlign w:val="center"/>
           </w:tcPr>
           <w:p>
@@ -9266,39 +9477,13 @@
                 <w:szCs w:val="20"/>
                 <w:lang w:val="es-ES_tradnl"/>
               </w:rPr>
-              <w:t>U 6</w:t>
-            </w:r>
-          </w:p>
-        </w:tc>
-        <w:tc>
-          <w:tcPr>
-            <w:tcW w:w="1726" w:type="dxa"/>
-            <w:vAlign w:val="center"/>
-          </w:tcPr>
-          <w:p>
-            <w:pPr>
-              <w:pStyle w:val="Sinespaciado"/>
-              <w:jc w:val="both"/>
-              <w:rPr>
-                <w:rFonts w:ascii="Arial Nova Cond" w:hAnsi="Arial Nova Cond"/>
-                <w:sz w:val="20"/>
-                <w:szCs w:val="20"/>
-              </w:rPr>
-            </w:pPr>
-            <w:r>
-              <w:rPr>
-                <w:rFonts w:ascii="Arial Nova Cond" w:eastAsia="Calibri" w:hAnsi="Arial Nova Cond" w:cs="Times New Roman"/>
-                <w:sz w:val="20"/>
-                <w:szCs w:val="20"/>
-                <w:lang w:val="es-ES_tradnl"/>
-              </w:rPr>
-              <w:t>{{problemapotencialidad6}}</w:t>
-            </w:r>
-          </w:p>
-        </w:tc>
-        <w:tc>
-          <w:tcPr>
-            <w:tcW w:w="6169" w:type="dxa"/>
+              <w:t>U 7</w:t>
+            </w:r>
+          </w:p>
+        </w:tc>
+        <w:tc>
+          <w:tcPr>
+            <w:tcW w:w="5379" w:type="dxa"/>
             <w:vAlign w:val="center"/>
           </w:tcPr>
           <w:p>
@@ -9313,26 +9498,26 @@
               <w:ind w:left="0"/>
               <w:jc w:val="both"/>
               <w:rPr>
+                <w:rFonts w:ascii="Arial Nova Cond" w:hAnsi="Arial Nova Cond"/>
+                <w:color w:val="000000" w:themeColor="text1"/>
+                <w:sz w:val="20"/>
+                <w:szCs w:val="20"/>
+              </w:rPr>
+            </w:pPr>
+            <w:r>
+              <w:rPr>
                 <w:rFonts w:ascii="Arial Nova Cond" w:eastAsia="Calibri" w:hAnsi="Arial Nova Cond" w:cs="Times New Roman"/>
                 <w:sz w:val="20"/>
                 <w:szCs w:val="20"/>
                 <w:lang w:val="es-ES_tradnl"/>
               </w:rPr>
-            </w:pPr>
-            <w:r>
-              <w:rPr>
-                <w:rFonts w:ascii="Arial Nova Cond" w:eastAsia="Calibri" w:hAnsi="Arial Nova Cond" w:cs="Times New Roman"/>
-                <w:sz w:val="20"/>
-                <w:szCs w:val="20"/>
-                <w:lang w:val="es-ES_tradnl"/>
-              </w:rPr>
-              <w:t>{{situacionsignificativa6}}</w:t>
-            </w:r>
-          </w:p>
-        </w:tc>
-        <w:tc>
-          <w:tcPr>
-            <w:tcW w:w="2015" w:type="dxa"/>
+              <w:t>{{situacionsignificativa7}}</w:t>
+            </w:r>
+          </w:p>
+        </w:tc>
+        <w:tc>
+          <w:tcPr>
+            <w:tcW w:w="1984" w:type="dxa"/>
             <w:vAlign w:val="center"/>
           </w:tcPr>
           <w:p>
@@ -9343,7 +9528,7 @@
               <w:jc w:val="center"/>
               <w:rPr>
                 <w:rFonts w:ascii="Arial Nova Cond" w:hAnsi="Arial Nova Cond" w:cs="Arial"/>
-                <w:color w:val="0070C0"/>
+                <w:color w:val="000000" w:themeColor="text1"/>
                 <w:kern w:val="0"/>
                 <w:sz w:val="20"/>
                 <w:szCs w:val="20"/>
@@ -9357,13 +9542,13 @@
                 <w:sz w:val="20"/>
                 <w:szCs w:val="20"/>
               </w:rPr>
-              <w:t>{{titulosituacionsignificativa6}}</w:t>
-            </w:r>
-          </w:p>
-        </w:tc>
-        <w:tc>
-          <w:tcPr>
-            <w:tcW w:w="1634" w:type="dxa"/>
+              <w:t>{{titulosituacionsignificativa7}}</w:t>
+            </w:r>
+          </w:p>
+        </w:tc>
+        <w:tc>
+          <w:tcPr>
+            <w:tcW w:w="2693" w:type="dxa"/>
             <w:vAlign w:val="center"/>
           </w:tcPr>
           <w:p>
@@ -9388,13 +9573,13 @@
                 <w:sz w:val="20"/>
                 <w:szCs w:val="20"/>
               </w:rPr>
-              <w:t>{{competencias6}}</w:t>
-            </w:r>
-          </w:p>
-        </w:tc>
-        <w:tc>
-          <w:tcPr>
-            <w:tcW w:w="1337" w:type="dxa"/>
+              <w:t>{{campotematico7}}</w:t>
+            </w:r>
+          </w:p>
+        </w:tc>
+        <w:tc>
+          <w:tcPr>
+            <w:tcW w:w="1560" w:type="dxa"/>
             <w:vAlign w:val="center"/>
           </w:tcPr>
           <w:p>
@@ -9402,7 +9587,7 @@
               <w:autoSpaceDE w:val="0"/>
               <w:autoSpaceDN w:val="0"/>
               <w:adjustRightInd w:val="0"/>
-              <w:jc w:val="center"/>
+              <w:jc w:val="both"/>
               <w:rPr>
                 <w:rFonts w:ascii="Arial Nova Cond" w:hAnsi="Arial Nova Cond" w:cs="Arial"/>
                 <w:color w:val="000000"/>
@@ -9419,7 +9604,38 @@
                 <w:sz w:val="20"/>
                 <w:szCs w:val="20"/>
               </w:rPr>
-              <w:t>{{producto6}}</w:t>
+              <w:t>{{competencias7}}</w:t>
+            </w:r>
+          </w:p>
+        </w:tc>
+        <w:tc>
+          <w:tcPr>
+            <w:tcW w:w="1399" w:type="dxa"/>
+            <w:vAlign w:val="center"/>
+          </w:tcPr>
+          <w:p>
+            <w:pPr>
+              <w:autoSpaceDE w:val="0"/>
+              <w:autoSpaceDN w:val="0"/>
+              <w:adjustRightInd w:val="0"/>
+              <w:jc w:val="both"/>
+              <w:rPr>
+                <w:rFonts w:ascii="Arial Nova Cond" w:hAnsi="Arial Nova Cond" w:cs="Arial"/>
+                <w:color w:val="000000"/>
+                <w:kern w:val="0"/>
+                <w:sz w:val="20"/>
+                <w:szCs w:val="20"/>
+              </w:rPr>
+            </w:pPr>
+            <w:r>
+              <w:rPr>
+                <w:rFonts w:ascii="Arial Nova Cond" w:hAnsi="Arial Nova Cond" w:cs="Arial"/>
+                <w:color w:val="000000"/>
+                <w:kern w:val="0"/>
+                <w:sz w:val="20"/>
+                <w:szCs w:val="20"/>
+              </w:rPr>
+              <w:t>{{producto7}}</w:t>
             </w:r>
           </w:p>
         </w:tc>
@@ -9431,8 +9647,8 @@
         </w:trPr>
         <w:tc>
           <w:tcPr>
-            <w:tcW w:w="875" w:type="dxa"/>
-            <w:vMerge w:val="restart"/>
+            <w:tcW w:w="818" w:type="dxa"/>
+            <w:vMerge/>
             <w:vAlign w:val="center"/>
           </w:tcPr>
           <w:p>
@@ -9455,22 +9671,11 @@
                 <w:lang w:val="es-ES_tradnl"/>
               </w:rPr>
             </w:pPr>
-            <w:r>
-              <w:rPr>
-                <w:rFonts w:ascii="Arial Nova Cond" w:eastAsia="Calibri" w:hAnsi="Arial Nova Cond" w:cs="Times New Roman"/>
-                <w:b/>
-                <w:bCs/>
-                <w:sz w:val="20"/>
-                <w:szCs w:val="20"/>
-                <w:lang w:val="es-ES_tradnl"/>
-              </w:rPr>
-              <w:t>IV</w:t>
-            </w:r>
-          </w:p>
-        </w:tc>
-        <w:tc>
-          <w:tcPr>
-            <w:tcW w:w="1095" w:type="dxa"/>
+          </w:p>
+        </w:tc>
+        <w:tc>
+          <w:tcPr>
+            <w:tcW w:w="1018" w:type="dxa"/>
             <w:vAlign w:val="center"/>
           </w:tcPr>
           <w:p>
@@ -9502,13 +9707,13 @@
                 <w:szCs w:val="20"/>
                 <w:lang w:val="es-ES_tradnl"/>
               </w:rPr>
-              <w:t>U 7</w:t>
-            </w:r>
-          </w:p>
-        </w:tc>
-        <w:tc>
-          <w:tcPr>
-            <w:tcW w:w="1726" w:type="dxa"/>
+              <w:t>U 8</w:t>
+            </w:r>
+          </w:p>
+        </w:tc>
+        <w:tc>
+          <w:tcPr>
+            <w:tcW w:w="5379" w:type="dxa"/>
             <w:vAlign w:val="center"/>
           </w:tcPr>
           <w:p>
@@ -9521,6 +9726,7 @@
               </w:tabs>
               <w:spacing w:line="276" w:lineRule="auto"/>
               <w:ind w:left="0"/>
+              <w:jc w:val="both"/>
               <w:rPr>
                 <w:rFonts w:ascii="Arial Nova Cond" w:eastAsia="Calibri" w:hAnsi="Arial Nova Cond" w:cs="Times New Roman"/>
                 <w:color w:val="000000" w:themeColor="text1"/>
@@ -9536,47 +9742,13 @@
                 <w:szCs w:val="20"/>
                 <w:lang w:val="es-ES_tradnl"/>
               </w:rPr>
-              <w:t>{{problemapotencialidad7}}</w:t>
-            </w:r>
-          </w:p>
-        </w:tc>
-        <w:tc>
-          <w:tcPr>
-            <w:tcW w:w="6169" w:type="dxa"/>
-            <w:vAlign w:val="center"/>
-          </w:tcPr>
-          <w:p>
-            <w:pPr>
-              <w:pStyle w:val="Prrafodelista"/>
-              <w:tabs>
-                <w:tab w:val="left" w:pos="0"/>
-                <w:tab w:val="left" w:pos="142"/>
-                <w:tab w:val="left" w:pos="284"/>
-              </w:tabs>
-              <w:spacing w:line="276" w:lineRule="auto"/>
-              <w:ind w:left="0"/>
-              <w:jc w:val="both"/>
-              <w:rPr>
-                <w:rFonts w:ascii="Arial Nova Cond" w:hAnsi="Arial Nova Cond"/>
-                <w:color w:val="000000" w:themeColor="text1"/>
-                <w:sz w:val="20"/>
-                <w:szCs w:val="20"/>
-              </w:rPr>
-            </w:pPr>
-            <w:r>
-              <w:rPr>
-                <w:rFonts w:ascii="Arial Nova Cond" w:eastAsia="Calibri" w:hAnsi="Arial Nova Cond" w:cs="Times New Roman"/>
-                <w:sz w:val="20"/>
-                <w:szCs w:val="20"/>
-                <w:lang w:val="es-ES_tradnl"/>
-              </w:rPr>
-              <w:t>{{situacionsignificativa7}}</w:t>
-            </w:r>
-          </w:p>
-        </w:tc>
-        <w:tc>
-          <w:tcPr>
-            <w:tcW w:w="2015" w:type="dxa"/>
+              <w:t>{{situacionsignificativa8}}</w:t>
+            </w:r>
+          </w:p>
+        </w:tc>
+        <w:tc>
+          <w:tcPr>
+            <w:tcW w:w="1984" w:type="dxa"/>
             <w:vAlign w:val="center"/>
           </w:tcPr>
           <w:p>
@@ -9586,11 +9758,10 @@
               <w:adjustRightInd w:val="0"/>
               <w:jc w:val="center"/>
               <w:rPr>
-                <w:rFonts w:ascii="Arial Nova Cond" w:hAnsi="Arial Nova Cond" w:cs="Arial"/>
-                <w:color w:val="000000" w:themeColor="text1"/>
-                <w:kern w:val="0"/>
-                <w:sz w:val="20"/>
-                <w:szCs w:val="20"/>
+                <w:rFonts w:ascii="Arial Nova Cond" w:eastAsia="Calibri" w:hAnsi="Arial Nova Cond" w:cs="Times New Roman"/>
+                <w:sz w:val="20"/>
+                <w:szCs w:val="20"/>
+                <w:lang w:val="es-ES_tradnl"/>
               </w:rPr>
             </w:pPr>
             <w:r>
@@ -9601,13 +9772,13 @@
                 <w:sz w:val="20"/>
                 <w:szCs w:val="20"/>
               </w:rPr>
-              <w:t>{{titulosituacionsignificativa7}}</w:t>
-            </w:r>
-          </w:p>
-        </w:tc>
-        <w:tc>
-          <w:tcPr>
-            <w:tcW w:w="1634" w:type="dxa"/>
+              <w:t>{{titulosituacionsignificativa8}}</w:t>
+            </w:r>
+          </w:p>
+        </w:tc>
+        <w:tc>
+          <w:tcPr>
+            <w:tcW w:w="2693" w:type="dxa"/>
             <w:vAlign w:val="center"/>
           </w:tcPr>
           <w:p>
@@ -9632,215 +9803,13 @@
                 <w:sz w:val="20"/>
                 <w:szCs w:val="20"/>
               </w:rPr>
-              <w:t>{{competencias7}}</w:t>
-            </w:r>
-          </w:p>
-        </w:tc>
-        <w:tc>
-          <w:tcPr>
-            <w:tcW w:w="1337" w:type="dxa"/>
-            <w:vAlign w:val="center"/>
-          </w:tcPr>
-          <w:p>
-            <w:pPr>
-              <w:autoSpaceDE w:val="0"/>
-              <w:autoSpaceDN w:val="0"/>
-              <w:adjustRightInd w:val="0"/>
-              <w:jc w:val="center"/>
-              <w:rPr>
-                <w:rFonts w:ascii="Arial Nova Cond" w:hAnsi="Arial Nova Cond" w:cs="Arial"/>
-                <w:color w:val="000000"/>
-                <w:kern w:val="0"/>
-                <w:sz w:val="20"/>
-                <w:szCs w:val="20"/>
-              </w:rPr>
-            </w:pPr>
-            <w:r>
-              <w:rPr>
-                <w:rFonts w:ascii="Arial Nova Cond" w:hAnsi="Arial Nova Cond" w:cs="Arial"/>
-                <w:color w:val="000000"/>
-                <w:kern w:val="0"/>
-                <w:sz w:val="20"/>
-                <w:szCs w:val="20"/>
-              </w:rPr>
-              <w:t>{{producto7}}</w:t>
-            </w:r>
-          </w:p>
-        </w:tc>
-      </w:tr>
-      <w:tr>
-        <w:trPr>
-          <w:trHeight w:val="756"/>
-          <w:jc w:val="center"/>
-        </w:trPr>
-        <w:tc>
-          <w:tcPr>
-            <w:tcW w:w="875" w:type="dxa"/>
-            <w:vMerge/>
-            <w:vAlign w:val="center"/>
-          </w:tcPr>
-          <w:p>
-            <w:pPr>
-              <w:pStyle w:val="Prrafodelista"/>
-              <w:tabs>
-                <w:tab w:val="left" w:pos="0"/>
-                <w:tab w:val="left" w:pos="142"/>
-                <w:tab w:val="left" w:pos="284"/>
-              </w:tabs>
-              <w:spacing w:line="276" w:lineRule="auto"/>
-              <w:ind w:left="0"/>
-              <w:jc w:val="center"/>
-              <w:rPr>
-                <w:rFonts w:ascii="Arial Nova Cond" w:eastAsia="Calibri" w:hAnsi="Arial Nova Cond" w:cs="Times New Roman"/>
-                <w:b/>
-                <w:bCs/>
-                <w:sz w:val="20"/>
-                <w:szCs w:val="20"/>
-                <w:lang w:val="es-ES_tradnl"/>
-              </w:rPr>
-            </w:pPr>
-          </w:p>
-        </w:tc>
-        <w:tc>
-          <w:tcPr>
-            <w:tcW w:w="1095" w:type="dxa"/>
-            <w:vAlign w:val="center"/>
-          </w:tcPr>
-          <w:p>
-            <w:pPr>
-              <w:pStyle w:val="Prrafodelista"/>
-              <w:tabs>
-                <w:tab w:val="left" w:pos="0"/>
-                <w:tab w:val="left" w:pos="142"/>
-                <w:tab w:val="left" w:pos="284"/>
-              </w:tabs>
-              <w:spacing w:line="276" w:lineRule="auto"/>
-              <w:ind w:left="0"/>
-              <w:jc w:val="center"/>
-              <w:rPr>
-                <w:rFonts w:ascii="Arial Nova Cond" w:eastAsia="Calibri" w:hAnsi="Arial Nova Cond" w:cs="Times New Roman"/>
-                <w:b/>
-                <w:bCs/>
-                <w:sz w:val="20"/>
-                <w:szCs w:val="20"/>
-                <w:lang w:val="es-ES_tradnl"/>
-              </w:rPr>
-            </w:pPr>
-            <w:r>
-              <w:rPr>
-                <w:rFonts w:ascii="Arial Nova Cond" w:eastAsia="Calibri" w:hAnsi="Arial Nova Cond" w:cs="Times New Roman"/>
-                <w:b/>
-                <w:bCs/>
-                <w:sz w:val="20"/>
-                <w:szCs w:val="20"/>
-                <w:lang w:val="es-ES_tradnl"/>
-              </w:rPr>
-              <w:t>U 8</w:t>
-            </w:r>
-          </w:p>
-        </w:tc>
-        <w:tc>
-          <w:tcPr>
-            <w:tcW w:w="1726" w:type="dxa"/>
-            <w:vAlign w:val="center"/>
-          </w:tcPr>
-          <w:p>
-            <w:pPr>
-              <w:pStyle w:val="Prrafodelista"/>
-              <w:tabs>
-                <w:tab w:val="left" w:pos="0"/>
-                <w:tab w:val="left" w:pos="142"/>
-                <w:tab w:val="left" w:pos="284"/>
-              </w:tabs>
-              <w:spacing w:line="276" w:lineRule="auto"/>
-              <w:ind w:left="0"/>
-              <w:rPr>
-                <w:rFonts w:ascii="Arial Nova Cond" w:eastAsia="Calibri" w:hAnsi="Arial Nova Cond" w:cs="Times New Roman"/>
-                <w:color w:val="000000" w:themeColor="text1"/>
-                <w:sz w:val="20"/>
-                <w:szCs w:val="20"/>
-                <w:lang w:val="es-ES_tradnl"/>
-              </w:rPr>
-            </w:pPr>
-            <w:r>
-              <w:rPr>
-                <w:rFonts w:ascii="Arial Nova Cond" w:eastAsia="Calibri" w:hAnsi="Arial Nova Cond" w:cs="Times New Roman"/>
-                <w:sz w:val="20"/>
-                <w:szCs w:val="20"/>
-                <w:lang w:val="es-ES_tradnl"/>
-              </w:rPr>
-              <w:t>{{problemapotencialidad8}}</w:t>
-            </w:r>
-          </w:p>
-        </w:tc>
-        <w:tc>
-          <w:tcPr>
-            <w:tcW w:w="6169" w:type="dxa"/>
-            <w:vAlign w:val="center"/>
-          </w:tcPr>
-          <w:p>
-            <w:pPr>
-              <w:pStyle w:val="Prrafodelista"/>
-              <w:tabs>
-                <w:tab w:val="left" w:pos="0"/>
-                <w:tab w:val="left" w:pos="142"/>
-                <w:tab w:val="left" w:pos="284"/>
-              </w:tabs>
-              <w:spacing w:line="276" w:lineRule="auto"/>
-              <w:ind w:left="0"/>
-              <w:jc w:val="both"/>
-              <w:rPr>
-                <w:rFonts w:ascii="Arial Nova Cond" w:eastAsia="Calibri" w:hAnsi="Arial Nova Cond" w:cs="Times New Roman"/>
-                <w:color w:val="000000" w:themeColor="text1"/>
-                <w:sz w:val="20"/>
-                <w:szCs w:val="20"/>
-                <w:lang w:val="es-ES_tradnl"/>
-              </w:rPr>
-            </w:pPr>
-            <w:r>
-              <w:rPr>
-                <w:rFonts w:ascii="Arial Nova Cond" w:eastAsia="Calibri" w:hAnsi="Arial Nova Cond" w:cs="Times New Roman"/>
-                <w:sz w:val="20"/>
-                <w:szCs w:val="20"/>
-                <w:lang w:val="es-ES_tradnl"/>
-              </w:rPr>
-              <w:t>{{situacionsignificativa8}}</w:t>
-            </w:r>
-          </w:p>
-        </w:tc>
-        <w:tc>
-          <w:tcPr>
-            <w:tcW w:w="2015" w:type="dxa"/>
-            <w:vAlign w:val="center"/>
-          </w:tcPr>
-          <w:p>
-            <w:pPr>
-              <w:autoSpaceDE w:val="0"/>
-              <w:autoSpaceDN w:val="0"/>
-              <w:adjustRightInd w:val="0"/>
-              <w:jc w:val="center"/>
-              <w:rPr>
-                <w:rFonts w:ascii="Arial Nova Cond" w:eastAsia="Calibri" w:hAnsi="Arial Nova Cond" w:cs="Times New Roman"/>
-                <w:sz w:val="20"/>
-                <w:szCs w:val="20"/>
-                <w:lang w:val="es-ES_tradnl"/>
-              </w:rPr>
-            </w:pPr>
-            <w:r>
-              <w:rPr>
-                <w:rFonts w:ascii="Arial Nova Cond" w:hAnsi="Arial Nova Cond" w:cs="Arial"/>
-                <w:color w:val="000000"/>
-                <w:kern w:val="0"/>
-                <w:sz w:val="20"/>
-                <w:szCs w:val="20"/>
-              </w:rPr>
-              <w:t>{{titulosituacionsignificativa8}}</w:t>
-            </w:r>
-          </w:p>
-        </w:tc>
-        <w:tc>
-          <w:tcPr>
-            <w:tcW w:w="1634" w:type="dxa"/>
+              <w:t>{{campotematico8}}</w:t>
+            </w:r>
+          </w:p>
+        </w:tc>
+        <w:tc>
+          <w:tcPr>
+            <w:tcW w:w="1560" w:type="dxa"/>
             <w:vAlign w:val="center"/>
           </w:tcPr>
           <w:p>
@@ -9871,7 +9840,7 @@
         </w:tc>
         <w:tc>
           <w:tcPr>
-            <w:tcW w:w="1337" w:type="dxa"/>
+            <w:tcW w:w="1399" w:type="dxa"/>
             <w:vAlign w:val="center"/>
           </w:tcPr>
           <w:p>
@@ -9879,7 +9848,7 @@
               <w:autoSpaceDE w:val="0"/>
               <w:autoSpaceDN w:val="0"/>
               <w:adjustRightInd w:val="0"/>
-              <w:jc w:val="center"/>
+              <w:jc w:val="both"/>
               <w:rPr>
                 <w:rFonts w:ascii="Arial Nova Cond" w:hAnsi="Arial Nova Cond" w:cs="Arial"/>
                 <w:color w:val="000000"/>
@@ -9939,6 +9908,7 @@
           <w:bCs/>
           <w:color w:val="000000" w:themeColor="text1"/>
         </w:rPr>
+        <w:lastRenderedPageBreak/>
         <w:t xml:space="preserve">ORGANIZACIÓN DE LOS PROPÓSITOS DE APRENDIZAJE: </w:t>
       </w:r>
     </w:p>
@@ -12128,8 +12098,14 @@
               <w:rPr>
                 <w:rFonts w:ascii="Arial Nova Cond Light" w:hAnsi="Arial Nova Cond Light" w:cs="Times New Roman"/>
               </w:rPr>
+              <w:t xml:space="preserve">Se desenvuelve en entornos virtuales </w:t>
+            </w:r>
+            <w:r>
+              <w:rPr>
+                <w:rFonts w:ascii="Arial Nova Cond Light" w:hAnsi="Arial Nova Cond Light" w:cs="Times New Roman"/>
+              </w:rPr>
               <w:lastRenderedPageBreak/>
-              <w:t>Se desenvuelve en entornos virtuales generados por las TIC</w:t>
+              <w:t>generados por las TIC</w:t>
             </w:r>
           </w:p>
         </w:tc>
@@ -12154,6 +12130,7 @@
                 <w:rFonts w:ascii="Arial Nova Cond Light" w:hAnsi="Arial Nova Cond Light"/>
                 <w:bCs/>
               </w:rPr>
+              <w:lastRenderedPageBreak/>
               <w:t xml:space="preserve">Personaliza entornos virtuales:  </w:t>
             </w:r>
           </w:p>
@@ -14217,7 +14194,6 @@
                 <w:b/>
                 <w:bCs/>
               </w:rPr>
-              <w:lastRenderedPageBreak/>
               <w:t>Enfoques</w:t>
             </w:r>
           </w:p>
@@ -14726,6 +14702,7 @@
               <w:rPr>
                 <w:rFonts w:ascii="Arial Nova Cond Light" w:hAnsi="Arial Nova Cond Light" w:cs="Times New Roman"/>
               </w:rPr>
+              <w:lastRenderedPageBreak/>
               <w:t>Enfoque Inclusivo o de atención a la diversidad.</w:t>
             </w:r>
           </w:p>
@@ -17390,6 +17367,7 @@
                 <w:lang w:val="es-PE" w:eastAsia="en-US"/>
                 <w14:ligatures w14:val="standardContextual"/>
               </w:rPr>
+              <w:lastRenderedPageBreak/>
               <w:t>Igualdad de género</w:t>
             </w:r>
           </w:p>
@@ -18772,7 +18750,6 @@
           <w:bCs/>
           <w:color w:val="000000" w:themeColor="text1"/>
         </w:rPr>
-        <w:lastRenderedPageBreak/>
         <w:t xml:space="preserve">COMPETENCIAS TRANSVERSALES 28 Y 29: </w:t>
       </w:r>
     </w:p>
@@ -18911,6 +18888,7 @@
                 <w:b/>
                 <w:lang w:eastAsia="es-ES"/>
               </w:rPr>
+              <w:lastRenderedPageBreak/>
               <w:t>ESTANDAR DE APRENDIZAJE</w:t>
             </w:r>
           </w:p>
@@ -19655,7 +19633,6 @@
                 <w:bCs/>
                 <w:lang w:eastAsia="es-ES"/>
               </w:rPr>
-              <w:lastRenderedPageBreak/>
               <w:t>Monitorea y ajusta su desempeño durante el proceso de aprendizaje.</w:t>
             </w:r>
           </w:p>
@@ -19690,7 +19667,6 @@
                 <w:bCs/>
                 <w:lang w:eastAsia="es-ES"/>
               </w:rPr>
-              <w:lastRenderedPageBreak/>
               <w:t>Determina metas de aprendizaje viables asociadas a sus potencialidades, conocimientos, estilos de aprendizaje, habilidades, limitaciones personales y actitudes para el logro de la tarea, formulándose preguntas de manera reflexiva.</w:t>
             </w:r>
           </w:p>
@@ -19720,7 +19696,6 @@
                 <w:bCs/>
                 <w:lang w:eastAsia="es-ES"/>
               </w:rPr>
-              <w:lastRenderedPageBreak/>
               <w:t>Organiza un conjunto de estrategias y acciones en función del tiempo y de los recursos de que dispone, para lo cual establece un orden y una prioridad para alcanzar las metas de aprendizaje.</w:t>
             </w:r>
           </w:p>
@@ -19779,6 +19754,7 @@
                 <w:bCs/>
                 <w:lang w:eastAsia="es-ES"/>
               </w:rPr>
+              <w:lastRenderedPageBreak/>
               <w:t xml:space="preserve">Explica los resultados obtenidos de acuerdo con sus posibilidades y en función de su pertinencia para el logro de las metas de aprendizaje. </w:t>
             </w:r>
           </w:p>
@@ -20678,7 +20654,6 @@
                 <w:bCs/>
                 <w:color w:val="000000" w:themeColor="text1"/>
               </w:rPr>
-              <w:lastRenderedPageBreak/>
               <w:t>Formativa</w:t>
             </w:r>
           </w:p>
@@ -20740,6 +20715,7 @@
                 <w:bCs/>
                 <w:color w:val="000000" w:themeColor="text1"/>
               </w:rPr>
+              <w:lastRenderedPageBreak/>
               <w:t>Sumativa</w:t>
             </w:r>
           </w:p>
@@ -21154,25 +21130,7 @@
                 <w:color w:val="000000" w:themeColor="text1"/>
                 <w:lang w:val="es-ES"/>
               </w:rPr>
-              <w:t xml:space="preserve">Módulos de emprendimiento- </w:t>
-            </w:r>
-            <w:proofErr w:type="spellStart"/>
-            <w:r>
-              <w:rPr>
-                <w:rFonts w:ascii="Arial Nova Cond Light" w:hAnsi="Arial Nova Cond Light"/>
-                <w:color w:val="000000" w:themeColor="text1"/>
-                <w:lang w:val="es-ES"/>
-              </w:rPr>
-              <w:t>World</w:t>
-            </w:r>
-            <w:proofErr w:type="spellEnd"/>
-            <w:r>
-              <w:rPr>
-                <w:rFonts w:ascii="Arial Nova Cond Light" w:hAnsi="Arial Nova Cond Light"/>
-                <w:color w:val="000000" w:themeColor="text1"/>
-                <w:lang w:val="es-ES"/>
-              </w:rPr>
-              <w:t xml:space="preserve"> Visión Perú </w:t>
+              <w:t xml:space="preserve">Módulos de emprendimiento- World Visión Perú </w:t>
             </w:r>
             <w:r>
               <w:rPr>
@@ -21212,25 +21170,7 @@
                 <w:color w:val="000000" w:themeColor="text1"/>
                 <w:lang w:val="es-ES"/>
               </w:rPr>
-              <w:t xml:space="preserve">Módulos de emprendimiento </w:t>
-            </w:r>
-            <w:proofErr w:type="spellStart"/>
-            <w:r>
-              <w:rPr>
-                <w:rFonts w:ascii="Arial Nova Cond Light" w:hAnsi="Arial Nova Cond Light"/>
-                <w:color w:val="000000" w:themeColor="text1"/>
-                <w:lang w:val="es-ES"/>
-              </w:rPr>
-              <w:t>World</w:t>
-            </w:r>
-            <w:proofErr w:type="spellEnd"/>
-            <w:r>
-              <w:rPr>
-                <w:rFonts w:ascii="Arial Nova Cond Light" w:hAnsi="Arial Nova Cond Light"/>
-                <w:color w:val="000000" w:themeColor="text1"/>
-                <w:lang w:val="es-ES"/>
-              </w:rPr>
-              <w:t xml:space="preserve"> Visión Perú </w:t>
+              <w:t xml:space="preserve">Módulos de emprendimiento World Visión Perú </w:t>
             </w:r>
             <w:r>
               <w:rPr>
@@ -21318,27 +21258,7 @@
                 <w:kern w:val="0"/>
                 <w14:ligatures w14:val="none"/>
               </w:rPr>
-              <w:t xml:space="preserve">Minedu (2016). Programa curricular de educación secundaria. Resolución Ministerial </w:t>
-            </w:r>
-            <w:proofErr w:type="spellStart"/>
-            <w:r>
-              <w:rPr>
-                <w:rFonts w:ascii="Arial Nova Cond Light" w:eastAsia="Calibri" w:hAnsi="Arial Nova Cond Light" w:cs="Calibri Light"/>
-                <w:color w:val="000000" w:themeColor="text1"/>
-                <w:kern w:val="0"/>
-                <w14:ligatures w14:val="none"/>
-              </w:rPr>
-              <w:t>N°</w:t>
-            </w:r>
-            <w:proofErr w:type="spellEnd"/>
-            <w:r>
-              <w:rPr>
-                <w:rFonts w:ascii="Arial Nova Cond Light" w:eastAsia="Calibri" w:hAnsi="Arial Nova Cond Light" w:cs="Calibri Light"/>
-                <w:color w:val="000000" w:themeColor="text1"/>
-                <w:kern w:val="0"/>
-                <w14:ligatures w14:val="none"/>
-              </w:rPr>
-              <w:t xml:space="preserve"> 649-2016-Minedu. </w:t>
+              <w:t xml:space="preserve">Minedu (2016). Programa curricular de educación secundaria. Resolución Ministerial N° 649-2016-Minedu. </w:t>
             </w:r>
           </w:p>
           <w:p>
@@ -21365,27 +21285,7 @@
                 <w:kern w:val="0"/>
                 <w14:ligatures w14:val="none"/>
               </w:rPr>
-              <w:t xml:space="preserve">Minedu (2016). Currículo Nacional de la educación básica. Resolución Ministerial </w:t>
-            </w:r>
-            <w:proofErr w:type="spellStart"/>
-            <w:r>
-              <w:rPr>
-                <w:rFonts w:ascii="Arial Nova Cond Light" w:eastAsia="Calibri" w:hAnsi="Arial Nova Cond Light" w:cs="Calibri Light"/>
-                <w:color w:val="000000" w:themeColor="text1"/>
-                <w:kern w:val="0"/>
-                <w14:ligatures w14:val="none"/>
-              </w:rPr>
-              <w:t>N°</w:t>
-            </w:r>
-            <w:proofErr w:type="spellEnd"/>
-            <w:r>
-              <w:rPr>
-                <w:rFonts w:ascii="Arial Nova Cond Light" w:eastAsia="Calibri" w:hAnsi="Arial Nova Cond Light" w:cs="Calibri Light"/>
-                <w:color w:val="000000" w:themeColor="text1"/>
-                <w:kern w:val="0"/>
-                <w14:ligatures w14:val="none"/>
-              </w:rPr>
-              <w:t xml:space="preserve"> 281-2016-Minedu y su modificatoria. </w:t>
+              <w:t xml:space="preserve">Minedu (2016). Currículo Nacional de la educación básica. Resolución Ministerial N° 281-2016-Minedu y su modificatoria. </w:t>
             </w:r>
           </w:p>
           <w:p>
@@ -21987,7 +21887,7 @@
 </file>
 
 <file path=word/endnotes.xml><?xml version="1.0" encoding="utf-8"?>
-<w:endnotes xmlns:wpc="http://schemas.microsoft.com/office/word/2010/wordprocessingCanvas" xmlns:cx="http://schemas.microsoft.com/office/drawing/2014/chartex" xmlns:cx1="http://schemas.microsoft.com/office/drawing/2015/9/8/chartex" xmlns:cx2="http://schemas.microsoft.com/office/drawing/2015/10/21/chartex" xmlns:cx3="http://schemas.microsoft.com/office/drawing/2016/5/9/chartex" xmlns:cx4="http://schemas.microsoft.com/office/drawing/2016/5/10/chartex" xmlns:cx5="http://schemas.microsoft.com/office/drawing/2016/5/11/chartex" xmlns:cx6="http://schemas.microsoft.com/office/drawing/2016/5/12/chartex" xmlns:cx7="http://schemas.microsoft.com/office/drawing/2016/5/13/chartex" xmlns:cx8="http://schemas.microsoft.com/office/drawing/2016/5/14/chartex" xmlns:mc="http://schemas.openxmlformats.org/markup-compatibility/2006" xmlns:aink="http://schemas.microsoft.com/office/drawing/2016/ink" xmlns:am3d="http://schemas.microsoft.com/office/drawing/2017/model3d" xmlns:o="urn:schemas-microsoft-com:office:office" xmlns:oel="http://schemas.microsoft.com/office/2019/extlst" xmlns:r="http://schemas.openxmlformats.org/officeDocument/2006/relationships" xmlns:m="http://schemas.openxmlformats.org/officeDocument/2006/math" xmlns:v="urn:schemas-microsoft-com:vml" xmlns:wp14="http://schemas.microsoft.com/office/word/2010/wordprocessingDrawing" xmlns:wp="http://schemas.openxmlformats.org/drawingml/2006/wordprocessingDrawing" xmlns:w10="urn:schemas-microsoft-com:office:word" xmlns:w="http://schemas.openxmlformats.org/wordprocessingml/2006/main" xmlns:w14="http://schemas.microsoft.com/office/word/2010/wordml" xmlns:w15="http://schemas.microsoft.com/office/word/2012/wordml" xmlns:w16cex="http://schemas.microsoft.com/office/word/2018/wordml/cex" xmlns:w16cid="http://schemas.microsoft.com/office/word/2016/wordml/cid" xmlns:w16="http://schemas.microsoft.com/office/word/2018/wordml" xmlns:w16du="http://schemas.microsoft.com/office/word/2023/wordml/word16du" xmlns:w16sdtdh="http://schemas.microsoft.com/office/word/2020/wordml/sdtdatahash" xmlns:w16se="http://schemas.microsoft.com/office/word/2015/wordml/symex" xmlns:wpg="http://schemas.microsoft.com/office/word/2010/wordprocessingGroup" xmlns:wpi="http://schemas.microsoft.com/office/word/2010/wordprocessingInk" xmlns:wne="http://schemas.microsoft.com/office/word/2006/wordml" xmlns:wps="http://schemas.microsoft.com/office/word/2010/wordprocessingShape" mc:Ignorable="w14 w15 w16se w16cid w16 w16cex w16sdtdh w16du wp14">
+<w:endnotes xmlns:wpc="http://schemas.microsoft.com/office/word/2010/wordprocessingCanvas" xmlns:cx="http://schemas.microsoft.com/office/drawing/2014/chartex" xmlns:cx1="http://schemas.microsoft.com/office/drawing/2015/9/8/chartex" xmlns:cx2="http://schemas.microsoft.com/office/drawing/2015/10/21/chartex" xmlns:cx3="http://schemas.microsoft.com/office/drawing/2016/5/9/chartex" xmlns:cx4="http://schemas.microsoft.com/office/drawing/2016/5/10/chartex" xmlns:cx5="http://schemas.microsoft.com/office/drawing/2016/5/11/chartex" xmlns:cx6="http://schemas.microsoft.com/office/drawing/2016/5/12/chartex" xmlns:cx7="http://schemas.microsoft.com/office/drawing/2016/5/13/chartex" xmlns:cx8="http://schemas.microsoft.com/office/drawing/2016/5/14/chartex" xmlns:mc="http://schemas.openxmlformats.org/markup-compatibility/2006" xmlns:aink="http://schemas.microsoft.com/office/drawing/2016/ink" xmlns:am3d="http://schemas.microsoft.com/office/drawing/2017/model3d" xmlns:o="urn:schemas-microsoft-com:office:office" xmlns:oel="http://schemas.microsoft.com/office/2019/extlst" xmlns:r="http://schemas.openxmlformats.org/officeDocument/2006/relationships" xmlns:m="http://schemas.openxmlformats.org/officeDocument/2006/math" xmlns:v="urn:schemas-microsoft-com:vml" xmlns:wp14="http://schemas.microsoft.com/office/word/2010/wordprocessingDrawing" xmlns:wp="http://schemas.openxmlformats.org/drawingml/2006/wordprocessingDrawing" xmlns:w10="urn:schemas-microsoft-com:office:word" xmlns:w="http://schemas.openxmlformats.org/wordprocessingml/2006/main" xmlns:w14="http://schemas.microsoft.com/office/word/2010/wordml" xmlns:w15="http://schemas.microsoft.com/office/word/2012/wordml" xmlns:w16cex="http://schemas.microsoft.com/office/word/2018/wordml/cex" xmlns:w16cid="http://schemas.microsoft.com/office/word/2016/wordml/cid" xmlns:w16="http://schemas.microsoft.com/office/word/2018/wordml" xmlns:w16du="http://schemas.microsoft.com/office/word/2023/wordml/word16du" xmlns:w16sdtdh="http://schemas.microsoft.com/office/word/2020/wordml/sdtdatahash" xmlns:w16sdtfl="http://schemas.microsoft.com/office/word/2024/wordml/sdtformatlock" xmlns:w16se="http://schemas.microsoft.com/office/word/2015/wordml/symex" xmlns:wpg="http://schemas.microsoft.com/office/word/2010/wordprocessingGroup" xmlns:wpi="http://schemas.microsoft.com/office/word/2010/wordprocessingInk" xmlns:wne="http://schemas.microsoft.com/office/word/2006/wordml" xmlns:wps="http://schemas.microsoft.com/office/word/2010/wordprocessingShape" mc:Ignorable="w14 w15 w16se w16cid w16 w16cex w16sdtdh w16sdtfl w16du wp14">
   <w:endnote w:type="separator" w:id="-1">
     <w:p>
       <w:pPr>
@@ -22012,7 +21912,7 @@
 </file>
 
 <file path=word/footer1.xml><?xml version="1.0" encoding="utf-8"?>
-<w:ftr xmlns:wpc="http://schemas.microsoft.com/office/word/2010/wordprocessingCanvas" xmlns:cx="http://schemas.microsoft.com/office/drawing/2014/chartex" xmlns:cx1="http://schemas.microsoft.com/office/drawing/2015/9/8/chartex" xmlns:cx2="http://schemas.microsoft.com/office/drawing/2015/10/21/chartex" xmlns:cx3="http://schemas.microsoft.com/office/drawing/2016/5/9/chartex" xmlns:cx4="http://schemas.microsoft.com/office/drawing/2016/5/10/chartex" xmlns:cx5="http://schemas.microsoft.com/office/drawing/2016/5/11/chartex" xmlns:cx6="http://schemas.microsoft.com/office/drawing/2016/5/12/chartex" xmlns:cx7="http://schemas.microsoft.com/office/drawing/2016/5/13/chartex" xmlns:cx8="http://schemas.microsoft.com/office/drawing/2016/5/14/chartex" xmlns:mc="http://schemas.openxmlformats.org/markup-compatibility/2006" xmlns:aink="http://schemas.microsoft.com/office/drawing/2016/ink" xmlns:am3d="http://schemas.microsoft.com/office/drawing/2017/model3d" xmlns:o="urn:schemas-microsoft-com:office:office" xmlns:oel="http://schemas.microsoft.com/office/2019/extlst" xmlns:r="http://schemas.openxmlformats.org/officeDocument/2006/relationships" xmlns:m="http://schemas.openxmlformats.org/officeDocument/2006/math" xmlns:v="urn:schemas-microsoft-com:vml" xmlns:wp14="http://schemas.microsoft.com/office/word/2010/wordprocessingDrawing" xmlns:wp="http://schemas.openxmlformats.org/drawingml/2006/wordprocessingDrawing" xmlns:w10="urn:schemas-microsoft-com:office:word" xmlns:w="http://schemas.openxmlformats.org/wordprocessingml/2006/main" xmlns:w14="http://schemas.microsoft.com/office/word/2010/wordml" xmlns:w15="http://schemas.microsoft.com/office/word/2012/wordml" xmlns:w16cex="http://schemas.microsoft.com/office/word/2018/wordml/cex" xmlns:w16cid="http://schemas.microsoft.com/office/word/2016/wordml/cid" xmlns:w16="http://schemas.microsoft.com/office/word/2018/wordml" xmlns:w16du="http://schemas.microsoft.com/office/word/2023/wordml/word16du" xmlns:w16sdtdh="http://schemas.microsoft.com/office/word/2020/wordml/sdtdatahash" xmlns:w16se="http://schemas.microsoft.com/office/word/2015/wordml/symex" xmlns:wpg="http://schemas.microsoft.com/office/word/2010/wordprocessingGroup" xmlns:wpi="http://schemas.microsoft.com/office/word/2010/wordprocessingInk" xmlns:wne="http://schemas.microsoft.com/office/word/2006/wordml" xmlns:wps="http://schemas.microsoft.com/office/word/2010/wordprocessingShape" mc:Ignorable="w14 w15 w16se w16cid w16 w16cex w16sdtdh w16du wp14">
+<w:ftr xmlns:wpc="http://schemas.microsoft.com/office/word/2010/wordprocessingCanvas" xmlns:cx="http://schemas.microsoft.com/office/drawing/2014/chartex" xmlns:cx1="http://schemas.microsoft.com/office/drawing/2015/9/8/chartex" xmlns:cx2="http://schemas.microsoft.com/office/drawing/2015/10/21/chartex" xmlns:cx3="http://schemas.microsoft.com/office/drawing/2016/5/9/chartex" xmlns:cx4="http://schemas.microsoft.com/office/drawing/2016/5/10/chartex" xmlns:cx5="http://schemas.microsoft.com/office/drawing/2016/5/11/chartex" xmlns:cx6="http://schemas.microsoft.com/office/drawing/2016/5/12/chartex" xmlns:cx7="http://schemas.microsoft.com/office/drawing/2016/5/13/chartex" xmlns:cx8="http://schemas.microsoft.com/office/drawing/2016/5/14/chartex" xmlns:mc="http://schemas.openxmlformats.org/markup-compatibility/2006" xmlns:aink="http://schemas.microsoft.com/office/drawing/2016/ink" xmlns:am3d="http://schemas.microsoft.com/office/drawing/2017/model3d" xmlns:o="urn:schemas-microsoft-com:office:office" xmlns:oel="http://schemas.microsoft.com/office/2019/extlst" xmlns:r="http://schemas.openxmlformats.org/officeDocument/2006/relationships" xmlns:m="http://schemas.openxmlformats.org/officeDocument/2006/math" xmlns:v="urn:schemas-microsoft-com:vml" xmlns:wp14="http://schemas.microsoft.com/office/word/2010/wordprocessingDrawing" xmlns:wp="http://schemas.openxmlformats.org/drawingml/2006/wordprocessingDrawing" xmlns:w10="urn:schemas-microsoft-com:office:word" xmlns:w="http://schemas.openxmlformats.org/wordprocessingml/2006/main" xmlns:w14="http://schemas.microsoft.com/office/word/2010/wordml" xmlns:w15="http://schemas.microsoft.com/office/word/2012/wordml" xmlns:w16cex="http://schemas.microsoft.com/office/word/2018/wordml/cex" xmlns:w16cid="http://schemas.microsoft.com/office/word/2016/wordml/cid" xmlns:w16="http://schemas.microsoft.com/office/word/2018/wordml" xmlns:w16du="http://schemas.microsoft.com/office/word/2023/wordml/word16du" xmlns:w16sdtdh="http://schemas.microsoft.com/office/word/2020/wordml/sdtdatahash" xmlns:w16sdtfl="http://schemas.microsoft.com/office/word/2024/wordml/sdtformatlock" xmlns:w16se="http://schemas.microsoft.com/office/word/2015/wordml/symex" xmlns:wpg="http://schemas.microsoft.com/office/word/2010/wordprocessingGroup" xmlns:wpi="http://schemas.microsoft.com/office/word/2010/wordprocessingInk" xmlns:wne="http://schemas.microsoft.com/office/word/2006/wordml" xmlns:wps="http://schemas.microsoft.com/office/word/2010/wordprocessingShape" mc:Ignorable="w14 w15 w16se w16cid w16 w16cex w16sdtdh w16sdtfl w16du wp14">
   <w:p>
     <w:pPr>
       <w:pStyle w:val="Piedepgina"/>
@@ -22473,7 +22373,7 @@
 </file>
 
 <file path=word/footnotes.xml><?xml version="1.0" encoding="utf-8"?>
-<w:footnotes xmlns:wpc="http://schemas.microsoft.com/office/word/2010/wordprocessingCanvas" xmlns:cx="http://schemas.microsoft.com/office/drawing/2014/chartex" xmlns:cx1="http://schemas.microsoft.com/office/drawing/2015/9/8/chartex" xmlns:cx2="http://schemas.microsoft.com/office/drawing/2015/10/21/chartex" xmlns:cx3="http://schemas.microsoft.com/office/drawing/2016/5/9/chartex" xmlns:cx4="http://schemas.microsoft.com/office/drawing/2016/5/10/chartex" xmlns:cx5="http://schemas.microsoft.com/office/drawing/2016/5/11/chartex" xmlns:cx6="http://schemas.microsoft.com/office/drawing/2016/5/12/chartex" xmlns:cx7="http://schemas.microsoft.com/office/drawing/2016/5/13/chartex" xmlns:cx8="http://schemas.microsoft.com/office/drawing/2016/5/14/chartex" xmlns:mc="http://schemas.openxmlformats.org/markup-compatibility/2006" xmlns:aink="http://schemas.microsoft.com/office/drawing/2016/ink" xmlns:am3d="http://schemas.microsoft.com/office/drawing/2017/model3d" xmlns:o="urn:schemas-microsoft-com:office:office" xmlns:oel="http://schemas.microsoft.com/office/2019/extlst" xmlns:r="http://schemas.openxmlformats.org/officeDocument/2006/relationships" xmlns:m="http://schemas.openxmlformats.org/officeDocument/2006/math" xmlns:v="urn:schemas-microsoft-com:vml" xmlns:wp14="http://schemas.microsoft.com/office/word/2010/wordprocessingDrawing" xmlns:wp="http://schemas.openxmlformats.org/drawingml/2006/wordprocessingDrawing" xmlns:w10="urn:schemas-microsoft-com:office:word" xmlns:w="http://schemas.openxmlformats.org/wordprocessingml/2006/main" xmlns:w14="http://schemas.microsoft.com/office/word/2010/wordml" xmlns:w15="http://schemas.microsoft.com/office/word/2012/wordml" xmlns:w16cex="http://schemas.microsoft.com/office/word/2018/wordml/cex" xmlns:w16cid="http://schemas.microsoft.com/office/word/2016/wordml/cid" xmlns:w16="http://schemas.microsoft.com/office/word/2018/wordml" xmlns:w16du="http://schemas.microsoft.com/office/word/2023/wordml/word16du" xmlns:w16sdtdh="http://schemas.microsoft.com/office/word/2020/wordml/sdtdatahash" xmlns:w16se="http://schemas.microsoft.com/office/word/2015/wordml/symex" xmlns:wpg="http://schemas.microsoft.com/office/word/2010/wordprocessingGroup" xmlns:wpi="http://schemas.microsoft.com/office/word/2010/wordprocessingInk" xmlns:wne="http://schemas.microsoft.com/office/word/2006/wordml" xmlns:wps="http://schemas.microsoft.com/office/word/2010/wordprocessingShape" mc:Ignorable="w14 w15 w16se w16cid w16 w16cex w16sdtdh w16du wp14">
+<w:footnotes xmlns:wpc="http://schemas.microsoft.com/office/word/2010/wordprocessingCanvas" xmlns:cx="http://schemas.microsoft.com/office/drawing/2014/chartex" xmlns:cx1="http://schemas.microsoft.com/office/drawing/2015/9/8/chartex" xmlns:cx2="http://schemas.microsoft.com/office/drawing/2015/10/21/chartex" xmlns:cx3="http://schemas.microsoft.com/office/drawing/2016/5/9/chartex" xmlns:cx4="http://schemas.microsoft.com/office/drawing/2016/5/10/chartex" xmlns:cx5="http://schemas.microsoft.com/office/drawing/2016/5/11/chartex" xmlns:cx6="http://schemas.microsoft.com/office/drawing/2016/5/12/chartex" xmlns:cx7="http://schemas.microsoft.com/office/drawing/2016/5/13/chartex" xmlns:cx8="http://schemas.microsoft.com/office/drawing/2016/5/14/chartex" xmlns:mc="http://schemas.openxmlformats.org/markup-compatibility/2006" xmlns:aink="http://schemas.microsoft.com/office/drawing/2016/ink" xmlns:am3d="http://schemas.microsoft.com/office/drawing/2017/model3d" xmlns:o="urn:schemas-microsoft-com:office:office" xmlns:oel="http://schemas.microsoft.com/office/2019/extlst" xmlns:r="http://schemas.openxmlformats.org/officeDocument/2006/relationships" xmlns:m="http://schemas.openxmlformats.org/officeDocument/2006/math" xmlns:v="urn:schemas-microsoft-com:vml" xmlns:wp14="http://schemas.microsoft.com/office/word/2010/wordprocessingDrawing" xmlns:wp="http://schemas.openxmlformats.org/drawingml/2006/wordprocessingDrawing" xmlns:w10="urn:schemas-microsoft-com:office:word" xmlns:w="http://schemas.openxmlformats.org/wordprocessingml/2006/main" xmlns:w14="http://schemas.microsoft.com/office/word/2010/wordml" xmlns:w15="http://schemas.microsoft.com/office/word/2012/wordml" xmlns:w16cex="http://schemas.microsoft.com/office/word/2018/wordml/cex" xmlns:w16cid="http://schemas.microsoft.com/office/word/2016/wordml/cid" xmlns:w16="http://schemas.microsoft.com/office/word/2018/wordml" xmlns:w16du="http://schemas.microsoft.com/office/word/2023/wordml/word16du" xmlns:w16sdtdh="http://schemas.microsoft.com/office/word/2020/wordml/sdtdatahash" xmlns:w16sdtfl="http://schemas.microsoft.com/office/word/2024/wordml/sdtformatlock" xmlns:w16se="http://schemas.microsoft.com/office/word/2015/wordml/symex" xmlns:wpg="http://schemas.microsoft.com/office/word/2010/wordprocessingGroup" xmlns:wpi="http://schemas.microsoft.com/office/word/2010/wordprocessingInk" xmlns:wne="http://schemas.microsoft.com/office/word/2006/wordml" xmlns:wps="http://schemas.microsoft.com/office/word/2010/wordprocessingShape" mc:Ignorable="w14 w15 w16se w16cid w16 w16cex w16sdtdh w16sdtfl w16du wp14">
   <w:footnote w:type="separator" w:id="-1">
     <w:p>
       <w:pPr>
@@ -22498,7 +22398,7 @@
 </file>
 
 <file path=word/header1.xml><?xml version="1.0" encoding="utf-8"?>
-<w:hdr xmlns:wpc="http://schemas.microsoft.com/office/word/2010/wordprocessingCanvas" xmlns:cx="http://schemas.microsoft.com/office/drawing/2014/chartex" xmlns:cx1="http://schemas.microsoft.com/office/drawing/2015/9/8/chartex" xmlns:cx2="http://schemas.microsoft.com/office/drawing/2015/10/21/chartex" xmlns:cx3="http://schemas.microsoft.com/office/drawing/2016/5/9/chartex" xmlns:cx4="http://schemas.microsoft.com/office/drawing/2016/5/10/chartex" xmlns:cx5="http://schemas.microsoft.com/office/drawing/2016/5/11/chartex" xmlns:cx6="http://schemas.microsoft.com/office/drawing/2016/5/12/chartex" xmlns:cx7="http://schemas.microsoft.com/office/drawing/2016/5/13/chartex" xmlns:cx8="http://schemas.microsoft.com/office/drawing/2016/5/14/chartex" xmlns:mc="http://schemas.openxmlformats.org/markup-compatibility/2006" xmlns:aink="http://schemas.microsoft.com/office/drawing/2016/ink" xmlns:am3d="http://schemas.microsoft.com/office/drawing/2017/model3d" xmlns:o="urn:schemas-microsoft-com:office:office" xmlns:oel="http://schemas.microsoft.com/office/2019/extlst" xmlns:r="http://schemas.openxmlformats.org/officeDocument/2006/relationships" xmlns:m="http://schemas.openxmlformats.org/officeDocument/2006/math" xmlns:v="urn:schemas-microsoft-com:vml" xmlns:wp14="http://schemas.microsoft.com/office/word/2010/wordprocessingDrawing" xmlns:wp="http://schemas.openxmlformats.org/drawingml/2006/wordprocessingDrawing" xmlns:w10="urn:schemas-microsoft-com:office:word" xmlns:w="http://schemas.openxmlformats.org/wordprocessingml/2006/main" xmlns:w14="http://schemas.microsoft.com/office/word/2010/wordml" xmlns:w15="http://schemas.microsoft.com/office/word/2012/wordml" xmlns:w16cex="http://schemas.microsoft.com/office/word/2018/wordml/cex" xmlns:w16cid="http://schemas.microsoft.com/office/word/2016/wordml/cid" xmlns:w16="http://schemas.microsoft.com/office/word/2018/wordml" xmlns:w16du="http://schemas.microsoft.com/office/word/2023/wordml/word16du" xmlns:w16sdtdh="http://schemas.microsoft.com/office/word/2020/wordml/sdtdatahash" xmlns:w16se="http://schemas.microsoft.com/office/word/2015/wordml/symex" xmlns:wpg="http://schemas.microsoft.com/office/word/2010/wordprocessingGroup" xmlns:wpi="http://schemas.microsoft.com/office/word/2010/wordprocessingInk" xmlns:wne="http://schemas.microsoft.com/office/word/2006/wordml" xmlns:wps="http://schemas.microsoft.com/office/word/2010/wordprocessingShape" mc:Ignorable="w14 w15 w16se w16cid w16 w16cex w16sdtdh w16du wp14">
+<w:hdr xmlns:wpc="http://schemas.microsoft.com/office/word/2010/wordprocessingCanvas" xmlns:cx="http://schemas.microsoft.com/office/drawing/2014/chartex" xmlns:cx1="http://schemas.microsoft.com/office/drawing/2015/9/8/chartex" xmlns:cx2="http://schemas.microsoft.com/office/drawing/2015/10/21/chartex" xmlns:cx3="http://schemas.microsoft.com/office/drawing/2016/5/9/chartex" xmlns:cx4="http://schemas.microsoft.com/office/drawing/2016/5/10/chartex" xmlns:cx5="http://schemas.microsoft.com/office/drawing/2016/5/11/chartex" xmlns:cx6="http://schemas.microsoft.com/office/drawing/2016/5/12/chartex" xmlns:cx7="http://schemas.microsoft.com/office/drawing/2016/5/13/chartex" xmlns:cx8="http://schemas.microsoft.com/office/drawing/2016/5/14/chartex" xmlns:mc="http://schemas.openxmlformats.org/markup-compatibility/2006" xmlns:aink="http://schemas.microsoft.com/office/drawing/2016/ink" xmlns:am3d="http://schemas.microsoft.com/office/drawing/2017/model3d" xmlns:o="urn:schemas-microsoft-com:office:office" xmlns:oel="http://schemas.microsoft.com/office/2019/extlst" xmlns:r="http://schemas.openxmlformats.org/officeDocument/2006/relationships" xmlns:m="http://schemas.openxmlformats.org/officeDocument/2006/math" xmlns:v="urn:schemas-microsoft-com:vml" xmlns:wp14="http://schemas.microsoft.com/office/word/2010/wordprocessingDrawing" xmlns:wp="http://schemas.openxmlformats.org/drawingml/2006/wordprocessingDrawing" xmlns:w10="urn:schemas-microsoft-com:office:word" xmlns:w="http://schemas.openxmlformats.org/wordprocessingml/2006/main" xmlns:w14="http://schemas.microsoft.com/office/word/2010/wordml" xmlns:w15="http://schemas.microsoft.com/office/word/2012/wordml" xmlns:w16cex="http://schemas.microsoft.com/office/word/2018/wordml/cex" xmlns:w16cid="http://schemas.microsoft.com/office/word/2016/wordml/cid" xmlns:w16="http://schemas.microsoft.com/office/word/2018/wordml" xmlns:w16du="http://schemas.microsoft.com/office/word/2023/wordml/word16du" xmlns:w16sdtdh="http://schemas.microsoft.com/office/word/2020/wordml/sdtdatahash" xmlns:w16sdtfl="http://schemas.microsoft.com/office/word/2024/wordml/sdtformatlock" xmlns:w16se="http://schemas.microsoft.com/office/word/2015/wordml/symex" xmlns:wpg="http://schemas.microsoft.com/office/word/2010/wordprocessingGroup" xmlns:wpi="http://schemas.microsoft.com/office/word/2010/wordprocessingInk" xmlns:wne="http://schemas.microsoft.com/office/word/2006/wordml" xmlns:wps="http://schemas.microsoft.com/office/word/2010/wordprocessingShape" mc:Ignorable="w14 w15 w16se w16cid w16 w16cex w16sdtdh w16sdtfl w16du wp14">
   <w:tbl>
     <w:tblPr>
       <w:tblStyle w:val="Tablaconcuadrcula"/>
@@ -22788,7 +22688,7 @@
 </file>
 
 <file path=word/numbering.xml><?xml version="1.0" encoding="utf-8"?>
-<w:numbering xmlns:wpc="http://schemas.microsoft.com/office/word/2010/wordprocessingCanvas" xmlns:cx="http://schemas.microsoft.com/office/drawing/2014/chartex" xmlns:cx1="http://schemas.microsoft.com/office/drawing/2015/9/8/chartex" xmlns:cx2="http://schemas.microsoft.com/office/drawing/2015/10/21/chartex" xmlns:cx3="http://schemas.microsoft.com/office/drawing/2016/5/9/chartex" xmlns:cx4="http://schemas.microsoft.com/office/drawing/2016/5/10/chartex" xmlns:cx5="http://schemas.microsoft.com/office/drawing/2016/5/11/chartex" xmlns:cx6="http://schemas.microsoft.com/office/drawing/2016/5/12/chartex" xmlns:cx7="http://schemas.microsoft.com/office/drawing/2016/5/13/chartex" xmlns:cx8="http://schemas.microsoft.com/office/drawing/2016/5/14/chartex" xmlns:mc="http://schemas.openxmlformats.org/markup-compatibility/2006" xmlns:aink="http://schemas.microsoft.com/office/drawing/2016/ink" xmlns:am3d="http://schemas.microsoft.com/office/drawing/2017/model3d" xmlns:o="urn:schemas-microsoft-com:office:office" xmlns:oel="http://schemas.microsoft.com/office/2019/extlst" xmlns:r="http://schemas.openxmlformats.org/officeDocument/2006/relationships" xmlns:m="http://schemas.openxmlformats.org/officeDocument/2006/math" xmlns:v="urn:schemas-microsoft-com:vml" xmlns:wp14="http://schemas.microsoft.com/office/word/2010/wordprocessingDrawing" xmlns:wp="http://schemas.openxmlformats.org/drawingml/2006/wordprocessingDrawing" xmlns:w10="urn:schemas-microsoft-com:office:word" xmlns:w="http://schemas.openxmlformats.org/wordprocessingml/2006/main" xmlns:w14="http://schemas.microsoft.com/office/word/2010/wordml" xmlns:w15="http://schemas.microsoft.com/office/word/2012/wordml" xmlns:w16cex="http://schemas.microsoft.com/office/word/2018/wordml/cex" xmlns:w16cid="http://schemas.microsoft.com/office/word/2016/wordml/cid" xmlns:w16="http://schemas.microsoft.com/office/word/2018/wordml" xmlns:w16du="http://schemas.microsoft.com/office/word/2023/wordml/word16du" xmlns:w16sdtdh="http://schemas.microsoft.com/office/word/2020/wordml/sdtdatahash" xmlns:w16se="http://schemas.microsoft.com/office/word/2015/wordml/symex" xmlns:wpg="http://schemas.microsoft.com/office/word/2010/wordprocessingGroup" xmlns:wpi="http://schemas.microsoft.com/office/word/2010/wordprocessingInk" xmlns:wne="http://schemas.microsoft.com/office/word/2006/wordml" xmlns:wps="http://schemas.microsoft.com/office/word/2010/wordprocessingShape" mc:Ignorable="w14 w15 w16se w16cid w16 w16cex w16sdtdh w16du wp14">
+<w:numbering xmlns:wpc="http://schemas.microsoft.com/office/word/2010/wordprocessingCanvas" xmlns:cx="http://schemas.microsoft.com/office/drawing/2014/chartex" xmlns:cx1="http://schemas.microsoft.com/office/drawing/2015/9/8/chartex" xmlns:cx2="http://schemas.microsoft.com/office/drawing/2015/10/21/chartex" xmlns:cx3="http://schemas.microsoft.com/office/drawing/2016/5/9/chartex" xmlns:cx4="http://schemas.microsoft.com/office/drawing/2016/5/10/chartex" xmlns:cx5="http://schemas.microsoft.com/office/drawing/2016/5/11/chartex" xmlns:cx6="http://schemas.microsoft.com/office/drawing/2016/5/12/chartex" xmlns:cx7="http://schemas.microsoft.com/office/drawing/2016/5/13/chartex" xmlns:cx8="http://schemas.microsoft.com/office/drawing/2016/5/14/chartex" xmlns:mc="http://schemas.openxmlformats.org/markup-compatibility/2006" xmlns:aink="http://schemas.microsoft.com/office/drawing/2016/ink" xmlns:am3d="http://schemas.microsoft.com/office/drawing/2017/model3d" xmlns:o="urn:schemas-microsoft-com:office:office" xmlns:oel="http://schemas.microsoft.com/office/2019/extlst" xmlns:r="http://schemas.openxmlformats.org/officeDocument/2006/relationships" xmlns:m="http://schemas.openxmlformats.org/officeDocument/2006/math" xmlns:v="urn:schemas-microsoft-com:vml" xmlns:wp14="http://schemas.microsoft.com/office/word/2010/wordprocessingDrawing" xmlns:wp="http://schemas.openxmlformats.org/drawingml/2006/wordprocessingDrawing" xmlns:w10="urn:schemas-microsoft-com:office:word" xmlns:w="http://schemas.openxmlformats.org/wordprocessingml/2006/main" xmlns:w14="http://schemas.microsoft.com/office/word/2010/wordml" xmlns:w15="http://schemas.microsoft.com/office/word/2012/wordml" xmlns:w16cex="http://schemas.microsoft.com/office/word/2018/wordml/cex" xmlns:w16cid="http://schemas.microsoft.com/office/word/2016/wordml/cid" xmlns:w16="http://schemas.microsoft.com/office/word/2018/wordml" xmlns:w16du="http://schemas.microsoft.com/office/word/2023/wordml/word16du" xmlns:w16sdtdh="http://schemas.microsoft.com/office/word/2020/wordml/sdtdatahash" xmlns:w16sdtfl="http://schemas.microsoft.com/office/word/2024/wordml/sdtformatlock" xmlns:w16se="http://schemas.microsoft.com/office/word/2015/wordml/symex" xmlns:wpg="http://schemas.microsoft.com/office/word/2010/wordprocessingGroup" xmlns:wpi="http://schemas.microsoft.com/office/word/2010/wordprocessingInk" xmlns:wne="http://schemas.microsoft.com/office/word/2006/wordml" xmlns:wps="http://schemas.microsoft.com/office/word/2010/wordprocessingShape" mc:Ignorable="w14 w15 w16se w16cid w16 w16cex w16sdtdh w16sdtfl w16du wp14">
   <w:abstractNum w:abstractNumId="0" w15:restartNumberingAfterBreak="0">
     <w:nsid w:val="08607547"/>
     <w:multiLevelType w:val="hybridMultilevel"/>
@@ -25779,7 +25679,7 @@
 </file>
 
 <file path=word/styles.xml><?xml version="1.0" encoding="utf-8"?>
-<w:styles xmlns:mc="http://schemas.openxmlformats.org/markup-compatibility/2006" xmlns:r="http://schemas.openxmlformats.org/officeDocument/2006/relationships" xmlns:w="http://schemas.openxmlformats.org/wordprocessingml/2006/main" xmlns:w14="http://schemas.microsoft.com/office/word/2010/wordml" xmlns:w15="http://schemas.microsoft.com/office/word/2012/wordml" xmlns:w16cex="http://schemas.microsoft.com/office/word/2018/wordml/cex" xmlns:w16cid="http://schemas.microsoft.com/office/word/2016/wordml/cid" xmlns:w16="http://schemas.microsoft.com/office/word/2018/wordml" xmlns:w16du="http://schemas.microsoft.com/office/word/2023/wordml/word16du" xmlns:w16sdtdh="http://schemas.microsoft.com/office/word/2020/wordml/sdtdatahash" xmlns:w16se="http://schemas.microsoft.com/office/word/2015/wordml/symex" mc:Ignorable="w14 w15 w16se w16cid w16 w16cex w16sdtdh w16du">
+<w:styles xmlns:mc="http://schemas.openxmlformats.org/markup-compatibility/2006" xmlns:r="http://schemas.openxmlformats.org/officeDocument/2006/relationships" xmlns:w="http://schemas.openxmlformats.org/wordprocessingml/2006/main" xmlns:w14="http://schemas.microsoft.com/office/word/2010/wordml" xmlns:w15="http://schemas.microsoft.com/office/word/2012/wordml" xmlns:w16cex="http://schemas.microsoft.com/office/word/2018/wordml/cex" xmlns:w16cid="http://schemas.microsoft.com/office/word/2016/wordml/cid" xmlns:w16="http://schemas.microsoft.com/office/word/2018/wordml" xmlns:w16du="http://schemas.microsoft.com/office/word/2023/wordml/word16du" xmlns:w16sdtdh="http://schemas.microsoft.com/office/word/2020/wordml/sdtdatahash" xmlns:w16sdtfl="http://schemas.microsoft.com/office/word/2024/wordml/sdtformatlock" xmlns:w16se="http://schemas.microsoft.com/office/word/2015/wordml/symex" mc:Ignorable="w14 w15 w16se w16cid w16 w16cex w16sdtdh w16sdtfl w16du">
   <w:docDefaults>
     <w:rPrDefault>
       <w:rPr>
